--- a/prototype/参考文档/2、开课管理/02_专业开课/02_开课安排/开课安排20260909V2/开课安排20260804V4→20260909V2变更说明.docx
+++ b/prototype/参考文档/2、开课管理/02_专业开课/02_开课安排/开课安排20260909V2/开课安排20260804V4→20260909V2变更说明.docx
@@ -4,131 +4,203 @@
   <w:body>
     <w:p>
       <w:pPr>
-        <w:spacing w:after="120" w:before="0" w:line="360" w:lineRule="auto"/>
+        <w:spacing w:after="200"/>
         <w:jc w:val="center"/>
       </w:pPr>
       <w:r>
         <w:rPr>
-          <w:rFonts w:ascii="Times New Roman" w:hAnsi="Times New Roman" w:eastAsia="黑体"/>
+          <w:rFonts w:ascii="黑体" w:hAnsi="黑体" w:eastAsia="黑体"/>
           <w:b/>
-          <w:color w:val="1F2937"/>
-          <w:sz w:val="36"/>
+          <w:sz w:val="40"/>
         </w:rPr>
-        <w:t>厦大马来分校本科教务系统——需求调整变更说明（简版模板）</w:t>
+        <w:t>开课安排——需求调整变更说明</w:t>
       </w:r>
     </w:p>
     <w:p>
       <w:pPr>
-        <w:spacing w:after="200" w:before="0" w:line="360" w:lineRule="auto"/>
-        <w:jc w:val="center"/>
+        <w:spacing w:before="40" w:after="160"/>
+        <w:ind w:left="227"/>
       </w:pPr>
       <w:r>
         <w:rPr>
-          <w:rFonts w:ascii="Times New Roman" w:hAnsi="Times New Roman" w:eastAsia="宋体"/>
+          <w:rFonts w:ascii="宋体" w:hAnsi="宋体" w:eastAsia="宋体"/>
           <w:b w:val="0"/>
-          <w:color w:val="808080"/>
-          <w:sz w:val="20"/>
+          <w:color w:val="475569"/>
+          <w:sz w:val="19"/>
         </w:rPr>
-        <w:t>模板版本：V3　　创建日期：2026 年 9 月 1 日　　对照：需求调整变更说明模板（简版）20260821V2 + 厦大马来分校本科教务系统PRD模板_V3</w:t>
+        <w:t>模板：</w:t>
+      </w:r>
+      <w:r>
+        <w:rPr>
+          <w:rFonts w:ascii="Consolas" w:hAnsi="Consolas" w:eastAsia="Consolas"/>
+          <w:b w:val="0"/>
+          <w:sz w:val="17"/>
+        </w:rPr>
+        <w:t>参考文档/0、模板/需求调整变更说明模板（简版）20260901V3.docx</w:t>
       </w:r>
     </w:p>
     <w:p>
       <w:pPr>
-        <w:spacing w:after="160" w:before="0" w:line="360" w:lineRule="auto"/>
+        <w:spacing w:before="40" w:after="160"/>
+        <w:ind w:left="227"/>
       </w:pPr>
       <w:r>
         <w:rPr>
-          <w:rFonts w:ascii="Times New Roman" w:hAnsi="Times New Roman" w:eastAsia="宋体"/>
+          <w:rFonts w:ascii="宋体" w:hAnsi="宋体" w:eastAsia="宋体"/>
+          <w:b/>
+          <w:sz w:val="19"/>
+        </w:rPr>
+        <w:t>对比基线（开课0807）：</w:t>
+      </w:r>
+      <w:r>
+        <w:rPr>
+          <w:rFonts w:ascii="宋体" w:hAnsi="宋体" w:eastAsia="宋体"/>
           <w:b w:val="0"/>
-          <w:color w:val="808080"/>
-          <w:sz w:val="20"/>
+          <w:color w:val="475569"/>
+          <w:sz w:val="19"/>
         </w:rPr>
-        <w:t>相对 V2：版本信息增加本版 PRD 模板 / 菜单路径 / 原型地址；总览表增加对象类型与对象ID，便于对齐 PRD V3 的 P/FD/F/BR/UC 编号。不含填写人/确认人/确认状态签核栏（整份确认记在 PRD 文档信息）。打开后请更新页码域：全选 → F9。</w:t>
+        <w:t xml:space="preserve"> </w:t>
+      </w:r>
+      <w:r>
+        <w:rPr>
+          <w:rFonts w:ascii="Consolas" w:hAnsi="Consolas" w:eastAsia="Consolas"/>
+          <w:b w:val="0"/>
+          <w:sz w:val="17"/>
+        </w:rPr>
+        <w:t>开课0807/专业开课/开课安排/开课安排20260804V4</w:t>
       </w:r>
     </w:p>
     <w:p>
       <w:pPr>
-        <w:spacing w:after="160" w:before="0" w:line="360" w:lineRule="auto"/>
-        <w:jc w:val="center"/>
+        <w:spacing w:before="40" w:after="160"/>
+        <w:ind w:left="227"/>
       </w:pPr>
       <w:r>
         <w:rPr>
-          <w:rFonts w:ascii="Times New Roman" w:hAnsi="Times New Roman" w:eastAsia="宋体"/>
+          <w:rFonts w:ascii="宋体" w:hAnsi="宋体" w:eastAsia="宋体"/>
+          <w:b/>
+          <w:sz w:val="19"/>
+        </w:rPr>
+        <w:t>本版：</w:t>
+      </w:r>
+      <w:r>
+        <w:rPr>
+          <w:rFonts w:ascii="宋体" w:hAnsi="宋体" w:eastAsia="宋体"/>
           <w:b w:val="0"/>
-          <w:sz w:val="24"/>
+          <w:color w:val="475569"/>
+          <w:sz w:val="19"/>
         </w:rPr>
-        <w:t>一眼对照：哪个模块 / 哪个对象ID / 改了什么</w:t>
+        <w:t xml:space="preserve"> </w:t>
+      </w:r>
+      <w:r>
+        <w:rPr>
+          <w:rFonts w:ascii="Consolas" w:hAnsi="Consolas" w:eastAsia="Consolas"/>
+          <w:b w:val="0"/>
+          <w:sz w:val="17"/>
+        </w:rPr>
+        <w:t>开课安排20260909V2</w:t>
+      </w:r>
+      <w:r>
+        <w:rPr>
+          <w:rFonts w:ascii="宋体" w:hAnsi="宋体" w:eastAsia="宋体"/>
+          <w:b w:val="0"/>
+          <w:color w:val="475569"/>
+          <w:sz w:val="19"/>
+        </w:rPr>
+        <w:t>（正式链现行有效版）</w:t>
       </w:r>
     </w:p>
     <w:p>
       <w:pPr>
-        <w:pStyle w:val="Heading1"/>
-        <w:spacing w:before="280" w:after="160" w:line="360" w:lineRule="auto"/>
+        <w:pStyle w:val="Heading2"/>
+        <w:spacing w:before="200" w:after="120"/>
       </w:pPr>
       <w:r>
         <w:rPr>
-          <w:rFonts w:ascii="Times New Roman" w:hAnsi="Times New Roman" w:eastAsia="黑体"/>
+          <w:rFonts w:ascii="黑体" w:hAnsi="黑体" w:eastAsia="黑体"/>
           <w:b/>
-          <w:color w:val="1F2937"/>
-          <w:sz w:val="32"/>
+          <w:color w:val="0F172A"/>
+          <w:sz w:val="28"/>
         </w:rPr>
         <w:t>1 版本信息</w:t>
       </w:r>
     </w:p>
-    <w:p>
-      <w:pPr>
-        <w:spacing w:after="160" w:before="0" w:line="360" w:lineRule="auto"/>
-      </w:pPr>
-      <w:r>
-        <w:rPr>
-          <w:rFonts w:ascii="Times New Roman" w:hAnsi="Times New Roman" w:eastAsia="宋体"/>
-          <w:b w:val="0"/>
-          <w:color w:val="808080"/>
-          <w:sz w:val="20"/>
-        </w:rPr>
-        <w:t>对照上一有效版本（中间版本已废弃则直接写 V2→V4）。版本文件夹命名：＜二级菜单名称＞＜YYYYMMDD＞＜Vn＞；变更说明放在新版本文件夹内。无实质需求变更不要升版。本版 PRD 模板填 V3（按 PRD 模板 V3 写正文）或 V2（正文仍为旧结构，过渡期可用变更说明 V2）。</w:t>
-      </w:r>
-    </w:p>
     <w:tbl>
       <w:tblPr>
-        <w:tblW w:type="auto" w:w="0"/>
         <w:tblLook w:firstColumn="1" w:firstRow="1" w:lastColumn="0" w:lastRow="0" w:noHBand="0" w:noVBand="1" w:val="04A0"/>
         <w:tblBorders>
-          <w:top w:val="single" w:sz="4" w:space="0" w:color="000000"/>
-          <w:left w:val="single" w:sz="4" w:space="0" w:color="000000"/>
-          <w:bottom w:val="single" w:sz="4" w:space="0" w:color="000000"/>
-          <w:right w:val="single" w:sz="4" w:space="0" w:color="000000"/>
-          <w:insideH w:val="single" w:sz="4" w:space="0" w:color="000000"/>
-          <w:insideV w:val="single" w:sz="4" w:space="0" w:color="000000"/>
+          <w:top w:val="single" w:sz="4" w:space="0" w:color="94A3B8"/>
+          <w:left w:val="single" w:sz="4" w:space="0" w:color="94A3B8"/>
+          <w:bottom w:val="single" w:sz="4" w:space="0" w:color="94A3B8"/>
+          <w:right w:val="single" w:sz="4" w:space="0" w:color="94A3B8"/>
+          <w:insideH w:val="single" w:sz="4" w:space="0" w:color="94A3B8"/>
+          <w:insideV w:val="single" w:sz="4" w:space="0" w:color="94A3B8"/>
         </w:tblBorders>
-        <w:tblLayout w:type="fixed"/>
-        <w:tblCellMar>
-          <w:top w:w="80" w:type="dxa"/>
-          <w:left w:w="100" w:type="dxa"/>
-          <w:bottom w:w="80" w:type="dxa"/>
-          <w:right w:w="100" w:type="dxa"/>
-        </w:tblCellMar>
+        <w:tblW w:w="5000" w:type="pct"/>
       </w:tblPr>
       <w:tblGrid>
-        <w:gridCol w:w="7512"/>
-        <w:gridCol w:w="7512"/>
+        <w:gridCol w:w="4706"/>
+        <w:gridCol w:w="4706"/>
       </w:tblGrid>
       <w:tr>
         <w:tc>
           <w:tcPr>
-            <w:tcW w:type="dxa" w:w="2551"/>
-            <w:shd w:val="clear" w:color="auto" w:fill="F2F2F2"/>
+            <w:tcW w:type="dxa" w:w="4706"/>
+            <w:shd w:val="clear" w:color="auto" w:fill="E2E8F0"/>
           </w:tcPr>
           <w:p>
             <w:pPr>
-              <w:spacing w:after="40" w:before="40" w:line="360" w:lineRule="auto"/>
+              <w:spacing w:before="40" w:after="40" w:line="276" w:lineRule="auto"/>
+              <w:jc w:val="center"/>
             </w:pPr>
             <w:r/>
             <w:r>
               <w:rPr>
-                <w:rFonts w:ascii="Times New Roman" w:hAnsi="Times New Roman" w:eastAsia="宋体"/>
+                <w:rFonts w:ascii="宋体" w:hAnsi="宋体" w:eastAsia="宋体"/>
                 <w:b/>
-                <w:sz w:val="21"/>
+                <w:sz w:val="18"/>
+              </w:rPr>
+              <w:t>项目</w:t>
+            </w:r>
+          </w:p>
+        </w:tc>
+        <w:tc>
+          <w:tcPr>
+            <w:tcW w:type="dxa" w:w="4706"/>
+            <w:shd w:val="clear" w:color="auto" w:fill="E2E8F0"/>
+          </w:tcPr>
+          <w:p>
+            <w:pPr>
+              <w:spacing w:before="40" w:after="40" w:line="276" w:lineRule="auto"/>
+              <w:jc w:val="center"/>
+            </w:pPr>
+            <w:r/>
+            <w:r>
+              <w:rPr>
+                <w:rFonts w:ascii="宋体" w:hAnsi="宋体" w:eastAsia="宋体"/>
+                <w:b/>
+                <w:sz w:val="18"/>
+              </w:rPr>
+              <w:t>内容</w:t>
+            </w:r>
+          </w:p>
+        </w:tc>
+      </w:tr>
+      <w:tr>
+        <w:tc>
+          <w:tcPr>
+            <w:tcW w:type="dxa" w:w="4706"/>
+          </w:tcPr>
+          <w:p>
+            <w:pPr>
+              <w:spacing w:before="40" w:after="40" w:line="276" w:lineRule="auto"/>
+            </w:pPr>
+            <w:r/>
+            <w:r>
+              <w:rPr>
+                <w:rFonts w:ascii="宋体" w:hAnsi="宋体" w:eastAsia="宋体"/>
+                <w:b w:val="0"/>
+                <w:sz w:val="18"/>
               </w:rPr>
               <w:t>需求文档名称</w:t>
             </w:r>
@@ -136,15 +208,18 @@
         </w:tc>
         <w:tc>
           <w:tcPr>
-            <w:tcW w:type="dxa" w:w="11962"/>
+            <w:tcW w:type="dxa" w:w="4706"/>
           </w:tcPr>
           <w:p>
+            <w:pPr>
+              <w:spacing w:before="40" w:after="40" w:line="276" w:lineRule="auto"/>
+            </w:pPr>
             <w:r/>
             <w:r>
               <w:rPr>
                 <w:rFonts w:ascii="宋体" w:hAnsi="宋体" w:eastAsia="宋体"/>
                 <w:b w:val="0"/>
-                <w:sz w:val="21"/>
+                <w:sz w:val="18"/>
               </w:rPr>
               <w:t>厦大马来分校本科教务系统产品需求文档 — 开课安排</w:t>
             </w:r>
@@ -154,19 +229,18 @@
       <w:tr>
         <w:tc>
           <w:tcPr>
-            <w:tcW w:type="dxa" w:w="2551"/>
-            <w:shd w:val="clear" w:color="auto" w:fill="F2F2F2"/>
+            <w:tcW w:type="dxa" w:w="4706"/>
           </w:tcPr>
           <w:p>
             <w:pPr>
-              <w:spacing w:after="40" w:before="40" w:line="360" w:lineRule="auto"/>
+              <w:spacing w:before="40" w:after="40" w:line="276" w:lineRule="auto"/>
             </w:pPr>
             <w:r/>
             <w:r>
               <w:rPr>
-                <w:rFonts w:ascii="Times New Roman" w:hAnsi="Times New Roman" w:eastAsia="宋体"/>
-                <w:b/>
-                <w:sz w:val="21"/>
+                <w:rFonts w:ascii="宋体" w:hAnsi="宋体" w:eastAsia="宋体"/>
+                <w:b w:val="0"/>
+                <w:sz w:val="18"/>
               </w:rPr>
               <w:t>菜单路径</w:t>
             </w:r>
@@ -174,15 +248,18 @@
         </w:tc>
         <w:tc>
           <w:tcPr>
-            <w:tcW w:type="dxa" w:w="11962"/>
+            <w:tcW w:type="dxa" w:w="4706"/>
           </w:tcPr>
           <w:p>
+            <w:pPr>
+              <w:spacing w:before="40" w:after="40" w:line="276" w:lineRule="auto"/>
+            </w:pPr>
             <w:r/>
             <w:r>
               <w:rPr>
                 <w:rFonts w:ascii="宋体" w:hAnsi="宋体" w:eastAsia="宋体"/>
                 <w:b w:val="0"/>
-                <w:sz w:val="21"/>
+                <w:sz w:val="18"/>
               </w:rPr>
               <w:t>开课管理 → 专业开课 → 开课安排</w:t>
             </w:r>
@@ -192,19 +269,18 @@
       <w:tr>
         <w:tc>
           <w:tcPr>
-            <w:tcW w:type="dxa" w:w="2551"/>
-            <w:shd w:val="clear" w:color="auto" w:fill="F2F2F2"/>
+            <w:tcW w:type="dxa" w:w="4706"/>
           </w:tcPr>
           <w:p>
             <w:pPr>
-              <w:spacing w:after="40" w:before="40" w:line="360" w:lineRule="auto"/>
+              <w:spacing w:before="40" w:after="40" w:line="276" w:lineRule="auto"/>
             </w:pPr>
             <w:r/>
             <w:r>
               <w:rPr>
-                <w:rFonts w:ascii="Times New Roman" w:hAnsi="Times New Roman" w:eastAsia="宋体"/>
-                <w:b/>
-                <w:sz w:val="21"/>
+                <w:rFonts w:ascii="宋体" w:hAnsi="宋体" w:eastAsia="宋体"/>
+                <w:b w:val="0"/>
+                <w:sz w:val="18"/>
               </w:rPr>
               <w:t>上一有效版 → 本版</w:t>
             </w:r>
@@ -212,15 +288,18 @@
         </w:tc>
         <w:tc>
           <w:tcPr>
-            <w:tcW w:type="dxa" w:w="11962"/>
+            <w:tcW w:type="dxa" w:w="4706"/>
           </w:tcPr>
           <w:p>
+            <w:pPr>
+              <w:spacing w:before="40" w:after="40" w:line="276" w:lineRule="auto"/>
+            </w:pPr>
             <w:r/>
             <w:r>
               <w:rPr>
                 <w:rFonts w:ascii="宋体" w:hAnsi="宋体" w:eastAsia="宋体"/>
                 <w:b w:val="0"/>
-                <w:sz w:val="21"/>
+                <w:sz w:val="18"/>
               </w:rPr>
               <w:t>开课0807·20260804V4 → 20260909V2</w:t>
             </w:r>
@@ -230,35 +309,37 @@
       <w:tr>
         <w:tc>
           <w:tcPr>
-            <w:tcW w:type="dxa" w:w="2551"/>
-            <w:shd w:val="clear" w:color="auto" w:fill="F2F2F2"/>
+            <w:tcW w:type="dxa" w:w="4706"/>
           </w:tcPr>
           <w:p>
             <w:pPr>
-              <w:spacing w:after="40" w:before="40" w:line="360" w:lineRule="auto"/>
+              <w:spacing w:before="40" w:after="40" w:line="276" w:lineRule="auto"/>
             </w:pPr>
             <w:r/>
             <w:r>
               <w:rPr>
-                <w:rFonts w:ascii="Times New Roman" w:hAnsi="Times New Roman" w:eastAsia="宋体"/>
-                <w:b/>
-                <w:sz w:val="21"/>
+                <w:rFonts w:ascii="宋体" w:hAnsi="宋体" w:eastAsia="宋体"/>
+                <w:b w:val="0"/>
+                <w:sz w:val="18"/>
               </w:rPr>
-              <w:t>上一版文件</w:t>
+              <w:t>对比基线文件</w:t>
             </w:r>
           </w:p>
         </w:tc>
         <w:tc>
           <w:tcPr>
-            <w:tcW w:type="dxa" w:w="11962"/>
+            <w:tcW w:type="dxa" w:w="4706"/>
           </w:tcPr>
           <w:p>
+            <w:pPr>
+              <w:spacing w:before="40" w:after="40" w:line="276" w:lineRule="auto"/>
+            </w:pPr>
             <w:r/>
             <w:r>
               <w:rPr>
                 <w:rFonts w:ascii="宋体" w:hAnsi="宋体" w:eastAsia="宋体"/>
                 <w:b w:val="0"/>
-                <w:sz w:val="21"/>
+                <w:sz w:val="18"/>
               </w:rPr>
               <w:t>开课0807/专业开课/开课安排/开课安排20260804V4</w:t>
             </w:r>
@@ -268,19 +349,18 @@
       <w:tr>
         <w:tc>
           <w:tcPr>
-            <w:tcW w:type="dxa" w:w="2551"/>
-            <w:shd w:val="clear" w:color="auto" w:fill="F2F2F2"/>
+            <w:tcW w:type="dxa" w:w="4706"/>
           </w:tcPr>
           <w:p>
             <w:pPr>
-              <w:spacing w:after="40" w:before="40" w:line="360" w:lineRule="auto"/>
+              <w:spacing w:before="40" w:after="40" w:line="276" w:lineRule="auto"/>
             </w:pPr>
             <w:r/>
             <w:r>
               <w:rPr>
-                <w:rFonts w:ascii="Times New Roman" w:hAnsi="Times New Roman" w:eastAsia="宋体"/>
-                <w:b/>
-                <w:sz w:val="21"/>
+                <w:rFonts w:ascii="宋体" w:hAnsi="宋体" w:eastAsia="宋体"/>
+                <w:b w:val="0"/>
+                <w:sz w:val="18"/>
               </w:rPr>
               <w:t>本版文件</w:t>
             </w:r>
@@ -288,15 +368,18 @@
         </w:tc>
         <w:tc>
           <w:tcPr>
-            <w:tcW w:type="dxa" w:w="11962"/>
+            <w:tcW w:type="dxa" w:w="4706"/>
           </w:tcPr>
           <w:p>
+            <w:pPr>
+              <w:spacing w:before="40" w:after="40" w:line="276" w:lineRule="auto"/>
+            </w:pPr>
             <w:r/>
             <w:r>
               <w:rPr>
                 <w:rFonts w:ascii="宋体" w:hAnsi="宋体" w:eastAsia="宋体"/>
                 <w:b w:val="0"/>
-                <w:sz w:val="21"/>
+                <w:sz w:val="18"/>
               </w:rPr>
               <w:t>开课安排20260909V2.docx</w:t>
             </w:r>
@@ -306,19 +389,18 @@
       <w:tr>
         <w:tc>
           <w:tcPr>
-            <w:tcW w:type="dxa" w:w="2551"/>
-            <w:shd w:val="clear" w:color="auto" w:fill="F2F2F2"/>
+            <w:tcW w:type="dxa" w:w="4706"/>
           </w:tcPr>
           <w:p>
             <w:pPr>
-              <w:spacing w:after="40" w:before="40" w:line="360" w:lineRule="auto"/>
+              <w:spacing w:before="40" w:after="40" w:line="276" w:lineRule="auto"/>
             </w:pPr>
             <w:r/>
             <w:r>
               <w:rPr>
-                <w:rFonts w:ascii="Times New Roman" w:hAnsi="Times New Roman" w:eastAsia="宋体"/>
-                <w:b/>
-                <w:sz w:val="21"/>
+                <w:rFonts w:ascii="宋体" w:hAnsi="宋体" w:eastAsia="宋体"/>
+                <w:b w:val="0"/>
+                <w:sz w:val="18"/>
               </w:rPr>
               <w:t>本版 PRD 模板</w:t>
             </w:r>
@@ -326,15 +408,18 @@
         </w:tc>
         <w:tc>
           <w:tcPr>
-            <w:tcW w:type="dxa" w:w="11962"/>
+            <w:tcW w:type="dxa" w:w="4706"/>
           </w:tcPr>
           <w:p>
+            <w:pPr>
+              <w:spacing w:before="40" w:after="40" w:line="276" w:lineRule="auto"/>
+            </w:pPr>
             <w:r/>
             <w:r>
               <w:rPr>
                 <w:rFonts w:ascii="宋体" w:hAnsi="宋体" w:eastAsia="宋体"/>
                 <w:b w:val="0"/>
-                <w:sz w:val="21"/>
+                <w:sz w:val="18"/>
               </w:rPr>
               <w:t>V3.1</w:t>
             </w:r>
@@ -344,19 +429,18 @@
       <w:tr>
         <w:tc>
           <w:tcPr>
-            <w:tcW w:type="dxa" w:w="2551"/>
-            <w:shd w:val="clear" w:color="auto" w:fill="F2F2F2"/>
+            <w:tcW w:type="dxa" w:w="4706"/>
           </w:tcPr>
           <w:p>
             <w:pPr>
-              <w:spacing w:after="40" w:before="40" w:line="360" w:lineRule="auto"/>
+              <w:spacing w:before="40" w:after="40" w:line="276" w:lineRule="auto"/>
             </w:pPr>
             <w:r/>
             <w:r>
               <w:rPr>
-                <w:rFonts w:ascii="Times New Roman" w:hAnsi="Times New Roman" w:eastAsia="宋体"/>
-                <w:b/>
-                <w:sz w:val="21"/>
+                <w:rFonts w:ascii="宋体" w:hAnsi="宋体" w:eastAsia="宋体"/>
+                <w:b w:val="0"/>
+                <w:sz w:val="18"/>
               </w:rPr>
               <w:t>原型地址</w:t>
             </w:r>
@@ -364,15 +448,18 @@
         </w:tc>
         <w:tc>
           <w:tcPr>
-            <w:tcW w:type="dxa" w:w="11962"/>
+            <w:tcW w:type="dxa" w:w="4706"/>
           </w:tcPr>
           <w:p>
+            <w:pPr>
+              <w:spacing w:before="40" w:after="40" w:line="276" w:lineRule="auto"/>
+            </w:pPr>
             <w:r/>
             <w:r>
               <w:rPr>
                 <w:rFonts w:ascii="宋体" w:hAnsi="宋体" w:eastAsia="宋体"/>
                 <w:b w:val="0"/>
-                <w:sz w:val="21"/>
+                <w:sz w:val="18"/>
               </w:rPr>
               <w:t>prototype/index.html → page-course-major-offering-task-style2</w:t>
             </w:r>
@@ -382,19 +469,18 @@
       <w:tr>
         <w:tc>
           <w:tcPr>
-            <w:tcW w:type="dxa" w:w="2551"/>
-            <w:shd w:val="clear" w:color="auto" w:fill="F2F2F2"/>
+            <w:tcW w:type="dxa" w:w="4706"/>
           </w:tcPr>
           <w:p>
             <w:pPr>
-              <w:spacing w:after="40" w:before="40" w:line="360" w:lineRule="auto"/>
+              <w:spacing w:before="40" w:after="40" w:line="276" w:lineRule="auto"/>
             </w:pPr>
             <w:r/>
             <w:r>
               <w:rPr>
-                <w:rFonts w:ascii="Times New Roman" w:hAnsi="Times New Roman" w:eastAsia="宋体"/>
-                <w:b/>
-                <w:sz w:val="21"/>
+                <w:rFonts w:ascii="宋体" w:hAnsi="宋体" w:eastAsia="宋体"/>
+                <w:b w:val="0"/>
+                <w:sz w:val="18"/>
               </w:rPr>
               <w:t>变更日期</w:t>
             </w:r>
@@ -402,15 +488,18 @@
         </w:tc>
         <w:tc>
           <w:tcPr>
-            <w:tcW w:type="dxa" w:w="11962"/>
+            <w:tcW w:type="dxa" w:w="4706"/>
           </w:tcPr>
           <w:p>
+            <w:pPr>
+              <w:spacing w:before="40" w:after="40" w:line="276" w:lineRule="auto"/>
+            </w:pPr>
             <w:r/>
             <w:r>
               <w:rPr>
                 <w:rFonts w:ascii="宋体" w:hAnsi="宋体" w:eastAsia="宋体"/>
                 <w:b w:val="0"/>
-                <w:sz w:val="21"/>
+                <w:sz w:val="18"/>
               </w:rPr>
               <w:t>2026-09-09</w:t>
             </w:r>
@@ -418,99 +507,66 @@
         </w:tc>
       </w:tr>
     </w:tbl>
-    <w:p/>
     <w:p>
       <w:pPr>
-        <w:pStyle w:val="Heading1"/>
-        <w:spacing w:before="280" w:after="160" w:line="360" w:lineRule="auto"/>
+        <w:spacing w:after="80"/>
+      </w:pPr>
+    </w:p>
+    <w:p>
+      <w:pPr>
+        <w:pStyle w:val="Heading2"/>
+        <w:spacing w:before="200" w:after="120"/>
       </w:pPr>
       <w:r>
         <w:rPr>
-          <w:rFonts w:ascii="Times New Roman" w:hAnsi="Times New Roman" w:eastAsia="黑体"/>
+          <w:rFonts w:ascii="黑体" w:hAnsi="黑体" w:eastAsia="黑体"/>
           <w:b/>
-          <w:color w:val="1F2937"/>
-          <w:sz w:val="32"/>
+          <w:color w:val="0F172A"/>
+          <w:sz w:val="28"/>
         </w:rPr>
         <w:t>2 本次改了什么（总览）</w:t>
       </w:r>
     </w:p>
-    <w:p>
-      <w:pPr>
-        <w:spacing w:after="160" w:before="0" w:line="360" w:lineRule="auto"/>
-      </w:pPr>
-      <w:r>
-        <w:rPr>
-          <w:rFonts w:ascii="Times New Roman" w:hAnsi="Times New Roman" w:eastAsia="宋体"/>
-          <w:b w:val="0"/>
-          <w:sz w:val="22"/>
-        </w:rPr>
-        <w:t>按「模块 → 对象 → 变动」填写；一行一事。变更类型只填：新增 / 修改 / 删除 / 澄清。无变动的模块不必出现。有 PRD ID 的对象必须填对象ID；纯文案澄清可填 —。</w:t>
-      </w:r>
-    </w:p>
-    <w:p>
-      <w:pPr>
-        <w:spacing w:after="80" w:before="0" w:line="360" w:lineRule="auto"/>
-      </w:pPr>
-      <w:r>
-        <w:rPr>
-          <w:rFonts w:ascii="Times New Roman" w:hAnsi="Times New Roman" w:eastAsia="宋体"/>
-          <w:b/>
-          <w:sz w:val="20"/>
-        </w:rPr>
-        <w:t>表 2-1 变更总览</w:t>
-      </w:r>
-    </w:p>
     <w:tbl>
       <w:tblPr>
-        <w:tblW w:type="auto" w:w="0"/>
-        <w:jc w:val="center"/>
         <w:tblLook w:firstColumn="1" w:firstRow="1" w:lastColumn="0" w:lastRow="0" w:noHBand="0" w:noVBand="1" w:val="04A0"/>
         <w:tblBorders>
-          <w:top w:val="single" w:sz="4" w:space="0" w:color="000000"/>
-          <w:left w:val="single" w:sz="4" w:space="0" w:color="000000"/>
-          <w:bottom w:val="single" w:sz="4" w:space="0" w:color="000000"/>
-          <w:right w:val="single" w:sz="4" w:space="0" w:color="000000"/>
-          <w:insideH w:val="single" w:sz="4" w:space="0" w:color="000000"/>
-          <w:insideV w:val="single" w:sz="4" w:space="0" w:color="000000"/>
+          <w:top w:val="single" w:sz="4" w:space="0" w:color="94A3B8"/>
+          <w:left w:val="single" w:sz="4" w:space="0" w:color="94A3B8"/>
+          <w:bottom w:val="single" w:sz="4" w:space="0" w:color="94A3B8"/>
+          <w:right w:val="single" w:sz="4" w:space="0" w:color="94A3B8"/>
+          <w:insideH w:val="single" w:sz="4" w:space="0" w:color="94A3B8"/>
+          <w:insideV w:val="single" w:sz="4" w:space="0" w:color="94A3B8"/>
         </w:tblBorders>
-        <w:tblLayout w:type="fixed"/>
-        <w:tblCellMar>
-          <w:top w:w="80" w:type="dxa"/>
-          <w:left w:w="100" w:type="dxa"/>
-          <w:bottom w:w="80" w:type="dxa"/>
-          <w:right w:w="100" w:type="dxa"/>
-        </w:tblCellMar>
+        <w:tblW w:w="5000" w:type="pct"/>
       </w:tblPr>
       <w:tblGrid>
-        <w:gridCol w:w="1878"/>
-        <w:gridCol w:w="1878"/>
-        <w:gridCol w:w="1878"/>
-        <w:gridCol w:w="1878"/>
-        <w:gridCol w:w="1878"/>
-        <w:gridCol w:w="1878"/>
-        <w:gridCol w:w="1878"/>
-        <w:gridCol w:w="1878"/>
+        <w:gridCol w:w="1176"/>
+        <w:gridCol w:w="1176"/>
+        <w:gridCol w:w="1176"/>
+        <w:gridCol w:w="1176"/>
+        <w:gridCol w:w="1176"/>
+        <w:gridCol w:w="1176"/>
+        <w:gridCol w:w="1176"/>
+        <w:gridCol w:w="1176"/>
       </w:tblGrid>
       <w:tr>
-        <w:trPr>
-          <w:tblHeader/>
-        </w:trPr>
         <w:tc>
           <w:tcPr>
-            <w:tcW w:type="dxa" w:w="567"/>
-            <w:shd w:val="clear" w:color="auto" w:fill="D9E2F3"/>
+            <w:tcW w:type="dxa" w:w="1176"/>
+            <w:shd w:val="clear" w:color="auto" w:fill="E2E8F0"/>
           </w:tcPr>
           <w:p>
             <w:pPr>
-              <w:spacing w:after="40" w:before="40" w:line="360" w:lineRule="auto"/>
+              <w:spacing w:before="40" w:after="40" w:line="276" w:lineRule="auto"/>
               <w:jc w:val="center"/>
             </w:pPr>
             <w:r/>
             <w:r>
               <w:rPr>
-                <w:rFonts w:ascii="Times New Roman" w:hAnsi="Times New Roman" w:eastAsia="宋体"/>
+                <w:rFonts w:ascii="宋体" w:hAnsi="宋体" w:eastAsia="宋体"/>
                 <w:b/>
-                <w:sz w:val="16"/>
+                <w:sz w:val="18"/>
               </w:rPr>
               <w:t>序号</w:t>
             </w:r>
@@ -518,20 +574,20 @@
         </w:tc>
         <w:tc>
           <w:tcPr>
-            <w:tcW w:type="dxa" w:w="2381"/>
-            <w:shd w:val="clear" w:color="auto" w:fill="D9E2F3"/>
+            <w:tcW w:type="dxa" w:w="1176"/>
+            <w:shd w:val="clear" w:color="auto" w:fill="E2E8F0"/>
           </w:tcPr>
           <w:p>
             <w:pPr>
-              <w:spacing w:after="40" w:before="40" w:line="360" w:lineRule="auto"/>
+              <w:spacing w:before="40" w:after="40" w:line="276" w:lineRule="auto"/>
               <w:jc w:val="center"/>
             </w:pPr>
             <w:r/>
             <w:r>
               <w:rPr>
-                <w:rFonts w:ascii="Times New Roman" w:hAnsi="Times New Roman" w:eastAsia="宋体"/>
+                <w:rFonts w:ascii="宋体" w:hAnsi="宋体" w:eastAsia="宋体"/>
                 <w:b/>
-                <w:sz w:val="16"/>
+                <w:sz w:val="18"/>
               </w:rPr>
               <w:t>模块（菜单路径）</w:t>
             </w:r>
@@ -539,20 +595,20 @@
         </w:tc>
         <w:tc>
           <w:tcPr>
-            <w:tcW w:type="dxa" w:w="907"/>
-            <w:shd w:val="clear" w:color="auto" w:fill="D9E2F3"/>
+            <w:tcW w:type="dxa" w:w="1176"/>
+            <w:shd w:val="clear" w:color="auto" w:fill="E2E8F0"/>
           </w:tcPr>
           <w:p>
             <w:pPr>
-              <w:spacing w:after="40" w:before="40" w:line="360" w:lineRule="auto"/>
+              <w:spacing w:before="40" w:after="40" w:line="276" w:lineRule="auto"/>
               <w:jc w:val="center"/>
             </w:pPr>
             <w:r/>
             <w:r>
               <w:rPr>
-                <w:rFonts w:ascii="Times New Roman" w:hAnsi="Times New Roman" w:eastAsia="宋体"/>
+                <w:rFonts w:ascii="宋体" w:hAnsi="宋体" w:eastAsia="宋体"/>
                 <w:b/>
-                <w:sz w:val="16"/>
+                <w:sz w:val="18"/>
               </w:rPr>
               <w:t>对象类型</w:t>
             </w:r>
@@ -560,20 +616,20 @@
         </w:tc>
         <w:tc>
           <w:tcPr>
-            <w:tcW w:type="dxa" w:w="1134"/>
-            <w:shd w:val="clear" w:color="auto" w:fill="D9E2F3"/>
+            <w:tcW w:type="dxa" w:w="1176"/>
+            <w:shd w:val="clear" w:color="auto" w:fill="E2E8F0"/>
           </w:tcPr>
           <w:p>
             <w:pPr>
-              <w:spacing w:after="40" w:before="40" w:line="360" w:lineRule="auto"/>
+              <w:spacing w:before="40" w:after="40" w:line="276" w:lineRule="auto"/>
               <w:jc w:val="center"/>
             </w:pPr>
             <w:r/>
             <w:r>
               <w:rPr>
-                <w:rFonts w:ascii="Times New Roman" w:hAnsi="Times New Roman" w:eastAsia="宋体"/>
+                <w:rFonts w:ascii="宋体" w:hAnsi="宋体" w:eastAsia="宋体"/>
                 <w:b/>
-                <w:sz w:val="16"/>
+                <w:sz w:val="18"/>
               </w:rPr>
               <w:t>对象ID</w:t>
             </w:r>
@@ -581,20 +637,20 @@
         </w:tc>
         <w:tc>
           <w:tcPr>
-            <w:tcW w:type="dxa" w:w="1814"/>
-            <w:shd w:val="clear" w:color="auto" w:fill="D9E2F3"/>
+            <w:tcW w:type="dxa" w:w="1176"/>
+            <w:shd w:val="clear" w:color="auto" w:fill="E2E8F0"/>
           </w:tcPr>
           <w:p>
             <w:pPr>
-              <w:spacing w:after="40" w:before="40" w:line="360" w:lineRule="auto"/>
+              <w:spacing w:before="40" w:after="40" w:line="276" w:lineRule="auto"/>
               <w:jc w:val="center"/>
             </w:pPr>
             <w:r/>
             <w:r>
               <w:rPr>
-                <w:rFonts w:ascii="Times New Roman" w:hAnsi="Times New Roman" w:eastAsia="宋体"/>
+                <w:rFonts w:ascii="宋体" w:hAnsi="宋体" w:eastAsia="宋体"/>
                 <w:b/>
-                <w:sz w:val="16"/>
+                <w:sz w:val="18"/>
               </w:rPr>
               <w:t>功能 / 位置（可读名）</w:t>
             </w:r>
@@ -602,20 +658,20 @@
         </w:tc>
         <w:tc>
           <w:tcPr>
-            <w:tcW w:type="dxa" w:w="907"/>
-            <w:shd w:val="clear" w:color="auto" w:fill="D9E2F3"/>
+            <w:tcW w:type="dxa" w:w="1176"/>
+            <w:shd w:val="clear" w:color="auto" w:fill="E2E8F0"/>
           </w:tcPr>
           <w:p>
             <w:pPr>
-              <w:spacing w:after="40" w:before="40" w:line="360" w:lineRule="auto"/>
+              <w:spacing w:before="40" w:after="40" w:line="276" w:lineRule="auto"/>
               <w:jc w:val="center"/>
             </w:pPr>
             <w:r/>
             <w:r>
               <w:rPr>
-                <w:rFonts w:ascii="Times New Roman" w:hAnsi="Times New Roman" w:eastAsia="宋体"/>
+                <w:rFonts w:ascii="宋体" w:hAnsi="宋体" w:eastAsia="宋体"/>
                 <w:b/>
-                <w:sz w:val="16"/>
+                <w:sz w:val="18"/>
               </w:rPr>
               <w:t>变更类型</w:t>
             </w:r>
@@ -623,20 +679,20 @@
         </w:tc>
         <w:tc>
           <w:tcPr>
-            <w:tcW w:type="dxa" w:w="5102"/>
-            <w:shd w:val="clear" w:color="auto" w:fill="D9E2F3"/>
+            <w:tcW w:type="dxa" w:w="1176"/>
+            <w:shd w:val="clear" w:color="auto" w:fill="E2E8F0"/>
           </w:tcPr>
           <w:p>
             <w:pPr>
-              <w:spacing w:after="40" w:before="40" w:line="360" w:lineRule="auto"/>
+              <w:spacing w:before="40" w:after="40" w:line="276" w:lineRule="auto"/>
               <w:jc w:val="center"/>
             </w:pPr>
             <w:r/>
             <w:r>
               <w:rPr>
-                <w:rFonts w:ascii="Times New Roman" w:hAnsi="Times New Roman" w:eastAsia="宋体"/>
+                <w:rFonts w:ascii="宋体" w:hAnsi="宋体" w:eastAsia="宋体"/>
                 <w:b/>
-                <w:sz w:val="16"/>
+                <w:sz w:val="18"/>
               </w:rPr>
               <w:t>调整内容（从什么变成什么）</w:t>
             </w:r>
@@ -644,20 +700,20 @@
         </w:tc>
         <w:tc>
           <w:tcPr>
-            <w:tcW w:type="dxa" w:w="1134"/>
-            <w:shd w:val="clear" w:color="auto" w:fill="D9E2F3"/>
+            <w:tcW w:type="dxa" w:w="1176"/>
+            <w:shd w:val="clear" w:color="auto" w:fill="E2E8F0"/>
           </w:tcPr>
           <w:p>
             <w:pPr>
-              <w:spacing w:after="40" w:before="40" w:line="360" w:lineRule="auto"/>
+              <w:spacing w:before="40" w:after="40" w:line="276" w:lineRule="auto"/>
               <w:jc w:val="center"/>
             </w:pPr>
             <w:r/>
             <w:r>
               <w:rPr>
-                <w:rFonts w:ascii="Times New Roman" w:hAnsi="Times New Roman" w:eastAsia="宋体"/>
+                <w:rFonts w:ascii="宋体" w:hAnsi="宋体" w:eastAsia="宋体"/>
                 <w:b/>
-                <w:sz w:val="16"/>
+                <w:sz w:val="18"/>
               </w:rPr>
               <w:t>状态</w:t>
             </w:r>
@@ -667,15 +723,18 @@
       <w:tr>
         <w:tc>
           <w:tcPr>
-            <w:tcW w:type="dxa" w:w="567"/>
+            <w:tcW w:type="dxa" w:w="1176"/>
           </w:tcPr>
           <w:p>
+            <w:pPr>
+              <w:spacing w:before="40" w:after="40" w:line="276" w:lineRule="auto"/>
+            </w:pPr>
             <w:r/>
             <w:r>
               <w:rPr>
                 <w:rFonts w:ascii="宋体" w:hAnsi="宋体" w:eastAsia="宋体"/>
                 <w:b w:val="0"/>
-                <w:sz w:val="21"/>
+                <w:sz w:val="18"/>
               </w:rPr>
               <w:t>1</w:t>
             </w:r>
@@ -683,15 +742,18 @@
         </w:tc>
         <w:tc>
           <w:tcPr>
-            <w:tcW w:type="dxa" w:w="2381"/>
+            <w:tcW w:type="dxa" w:w="1176"/>
           </w:tcPr>
           <w:p>
+            <w:pPr>
+              <w:spacing w:before="40" w:after="40" w:line="276" w:lineRule="auto"/>
+            </w:pPr>
             <w:r/>
             <w:r>
               <w:rPr>
                 <w:rFonts w:ascii="宋体" w:hAnsi="宋体" w:eastAsia="宋体"/>
                 <w:b w:val="0"/>
-                <w:sz w:val="21"/>
+                <w:sz w:val="18"/>
               </w:rPr>
               <w:t>开课管理 → 专业开课 → 开课安排</w:t>
             </w:r>
@@ -699,15 +761,18 @@
         </w:tc>
         <w:tc>
           <w:tcPr>
-            <w:tcW w:type="dxa" w:w="907"/>
+            <w:tcW w:type="dxa" w:w="1176"/>
           </w:tcPr>
           <w:p>
+            <w:pPr>
+              <w:spacing w:before="40" w:after="40" w:line="276" w:lineRule="auto"/>
+            </w:pPr>
             <w:r/>
             <w:r>
               <w:rPr>
                 <w:rFonts w:ascii="宋体" w:hAnsi="宋体" w:eastAsia="宋体"/>
                 <w:b w:val="0"/>
-                <w:sz w:val="21"/>
+                <w:sz w:val="18"/>
               </w:rPr>
               <w:t>界面</w:t>
             </w:r>
@@ -715,15 +780,18 @@
         </w:tc>
         <w:tc>
           <w:tcPr>
-            <w:tcW w:type="dxa" w:w="1134"/>
+            <w:tcW w:type="dxa" w:w="1176"/>
           </w:tcPr>
           <w:p>
+            <w:pPr>
+              <w:spacing w:before="40" w:after="40" w:line="276" w:lineRule="auto"/>
+            </w:pPr>
             <w:r/>
             <w:r>
               <w:rPr>
                 <w:rFonts w:ascii="宋体" w:hAnsi="宋体" w:eastAsia="宋体"/>
                 <w:b w:val="0"/>
-                <w:sz w:val="21"/>
+                <w:sz w:val="18"/>
               </w:rPr>
               <w:t>P01-S01 / P01-S02 / BR004</w:t>
             </w:r>
@@ -731,15 +799,18 @@
         </w:tc>
         <w:tc>
           <w:tcPr>
-            <w:tcW w:type="dxa" w:w="1814"/>
+            <w:tcW w:type="dxa" w:w="1176"/>
           </w:tcPr>
           <w:p>
+            <w:pPr>
+              <w:spacing w:before="40" w:after="40" w:line="276" w:lineRule="auto"/>
+            </w:pPr>
             <w:r/>
             <w:r>
               <w:rPr>
                 <w:rFonts w:ascii="宋体" w:hAnsi="宋体" w:eastAsia="宋体"/>
                 <w:b w:val="0"/>
-                <w:sz w:val="21"/>
+                <w:sz w:val="18"/>
               </w:rPr>
               <w:t>向导步骤条</w:t>
             </w:r>
@@ -747,15 +818,18 @@
         </w:tc>
         <w:tc>
           <w:tcPr>
-            <w:tcW w:type="dxa" w:w="907"/>
+            <w:tcW w:type="dxa" w:w="1176"/>
           </w:tcPr>
           <w:p>
+            <w:pPr>
+              <w:spacing w:before="40" w:after="40" w:line="276" w:lineRule="auto"/>
+            </w:pPr>
             <w:r/>
             <w:r>
               <w:rPr>
                 <w:rFonts w:ascii="宋体" w:hAnsi="宋体" w:eastAsia="宋体"/>
                 <w:b w:val="0"/>
-                <w:sz w:val="21"/>
+                <w:sz w:val="18"/>
               </w:rPr>
               <w:t>修改</w:t>
             </w:r>
@@ -763,15 +837,18 @@
         </w:tc>
         <w:tc>
           <w:tcPr>
-            <w:tcW w:type="dxa" w:w="5102"/>
+            <w:tcW w:type="dxa" w:w="1176"/>
           </w:tcPr>
           <w:p>
+            <w:pPr>
+              <w:spacing w:before="40" w:after="40" w:line="276" w:lineRule="auto"/>
+            </w:pPr>
             <w:r/>
             <w:r>
               <w:rPr>
                 <w:rFonts w:ascii="宋体" w:hAnsi="宋体" w:eastAsia="宋体"/>
                 <w:b w:val="0"/>
-                <w:sz w:val="21"/>
+                <w:sz w:val="18"/>
               </w:rPr>
               <w:t>0807 三步（开课前期设置 / 课程班·合班Support / 师资安排）→ 现行两步 Course Setting + 师资安排；步骤条滚动冻结置顶</w:t>
             </w:r>
@@ -779,15 +856,18 @@
         </w:tc>
         <w:tc>
           <w:tcPr>
-            <w:tcW w:type="dxa" w:w="1134"/>
+            <w:tcW w:type="dxa" w:w="1176"/>
           </w:tcPr>
           <w:p>
+            <w:pPr>
+              <w:spacing w:before="40" w:after="40" w:line="276" w:lineRule="auto"/>
+            </w:pPr>
             <w:r/>
             <w:r>
               <w:rPr>
                 <w:rFonts w:ascii="宋体" w:hAnsi="宋体" w:eastAsia="宋体"/>
                 <w:b w:val="0"/>
-                <w:sz w:val="21"/>
+                <w:sz w:val="18"/>
               </w:rPr>
               <w:t>已明确</w:t>
             </w:r>
@@ -797,15 +877,18 @@
       <w:tr>
         <w:tc>
           <w:tcPr>
-            <w:tcW w:type="dxa" w:w="567"/>
+            <w:tcW w:type="dxa" w:w="1176"/>
           </w:tcPr>
           <w:p>
+            <w:pPr>
+              <w:spacing w:before="40" w:after="40" w:line="276" w:lineRule="auto"/>
+            </w:pPr>
             <w:r/>
             <w:r>
               <w:rPr>
                 <w:rFonts w:ascii="宋体" w:hAnsi="宋体" w:eastAsia="宋体"/>
                 <w:b w:val="0"/>
-                <w:sz w:val="21"/>
+                <w:sz w:val="18"/>
               </w:rPr>
               <w:t>2</w:t>
             </w:r>
@@ -813,15 +896,18 @@
         </w:tc>
         <w:tc>
           <w:tcPr>
-            <w:tcW w:type="dxa" w:w="2381"/>
+            <w:tcW w:type="dxa" w:w="1176"/>
           </w:tcPr>
           <w:p>
+            <w:pPr>
+              <w:spacing w:before="40" w:after="40" w:line="276" w:lineRule="auto"/>
+            </w:pPr>
             <w:r/>
             <w:r>
               <w:rPr>
                 <w:rFonts w:ascii="宋体" w:hAnsi="宋体" w:eastAsia="宋体"/>
                 <w:b w:val="0"/>
-                <w:sz w:val="21"/>
+                <w:sz w:val="18"/>
               </w:rPr>
               <w:t>开课管理 → 专业开课 → 开课安排</w:t>
             </w:r>
@@ -829,15 +915,18 @@
         </w:tc>
         <w:tc>
           <w:tcPr>
-            <w:tcW w:type="dxa" w:w="907"/>
+            <w:tcW w:type="dxa" w:w="1176"/>
           </w:tcPr>
           <w:p>
+            <w:pPr>
+              <w:spacing w:before="40" w:after="40" w:line="276" w:lineRule="auto"/>
+            </w:pPr>
             <w:r/>
             <w:r>
               <w:rPr>
                 <w:rFonts w:ascii="宋体" w:hAnsi="宋体" w:eastAsia="宋体"/>
                 <w:b w:val="0"/>
-                <w:sz w:val="21"/>
+                <w:sz w:val="18"/>
               </w:rPr>
               <w:t>字段</w:t>
             </w:r>
@@ -845,15 +934,18 @@
         </w:tc>
         <w:tc>
           <w:tcPr>
-            <w:tcW w:type="dxa" w:w="1134"/>
+            <w:tcW w:type="dxa" w:w="1176"/>
           </w:tcPr>
           <w:p>
+            <w:pPr>
+              <w:spacing w:before="40" w:after="40" w:line="276" w:lineRule="auto"/>
+            </w:pPr>
             <w:r/>
             <w:r>
               <w:rPr>
                 <w:rFonts w:ascii="宋体" w:hAnsi="宋体" w:eastAsia="宋体"/>
                 <w:b w:val="0"/>
-                <w:sz w:val="21"/>
+                <w:sz w:val="18"/>
               </w:rPr>
               <w:t>FD048 / FD077 / BR011</w:t>
             </w:r>
@@ -861,15 +953,18 @@
         </w:tc>
         <w:tc>
           <w:tcPr>
-            <w:tcW w:type="dxa" w:w="1814"/>
+            <w:tcW w:type="dxa" w:w="1176"/>
           </w:tcPr>
           <w:p>
+            <w:pPr>
+              <w:spacing w:before="40" w:after="40" w:line="276" w:lineRule="auto"/>
+            </w:pPr>
             <w:r/>
             <w:r>
               <w:rPr>
                 <w:rFonts w:ascii="宋体" w:hAnsi="宋体" w:eastAsia="宋体"/>
                 <w:b w:val="0"/>
-                <w:sz w:val="21"/>
+                <w:sz w:val="18"/>
               </w:rPr>
               <w:t>联动安排</w:t>
             </w:r>
@@ -877,15 +972,18 @@
         </w:tc>
         <w:tc>
           <w:tcPr>
-            <w:tcW w:type="dxa" w:w="907"/>
+            <w:tcW w:type="dxa" w:w="1176"/>
           </w:tcPr>
           <w:p>
+            <w:pPr>
+              <w:spacing w:before="40" w:after="40" w:line="276" w:lineRule="auto"/>
+            </w:pPr>
             <w:r/>
             <w:r>
               <w:rPr>
                 <w:rFonts w:ascii="宋体" w:hAnsi="宋体" w:eastAsia="宋体"/>
                 <w:b w:val="0"/>
-                <w:sz w:val="21"/>
+                <w:sz w:val="18"/>
               </w:rPr>
               <w:t>新增</w:t>
             </w:r>
@@ -893,15 +991,18 @@
         </w:tc>
         <w:tc>
           <w:tcPr>
-            <w:tcW w:type="dxa" w:w="5102"/>
+            <w:tcW w:type="dxa" w:w="1176"/>
           </w:tcPr>
           <w:p>
+            <w:pPr>
+              <w:spacing w:before="40" w:after="40" w:line="276" w:lineRule="auto"/>
+            </w:pPr>
             <w:r/>
             <w:r>
               <w:rPr>
                 <w:rFonts w:ascii="宋体" w:hAnsi="宋体" w:eastAsia="宋体"/>
                 <w:b w:val="0"/>
-                <w:sz w:val="21"/>
+                <w:sz w:val="18"/>
               </w:rPr>
               <w:t>展开面板与安排详情新增「联动安排」列及共同授课组联动规则；0807 展开仅有同时多组授课</w:t>
             </w:r>
@@ -909,15 +1010,18 @@
         </w:tc>
         <w:tc>
           <w:tcPr>
-            <w:tcW w:type="dxa" w:w="1134"/>
+            <w:tcW w:type="dxa" w:w="1176"/>
           </w:tcPr>
           <w:p>
+            <w:pPr>
+              <w:spacing w:before="40" w:after="40" w:line="276" w:lineRule="auto"/>
+            </w:pPr>
             <w:r/>
             <w:r>
               <w:rPr>
                 <w:rFonts w:ascii="宋体" w:hAnsi="宋体" w:eastAsia="宋体"/>
                 <w:b w:val="0"/>
-                <w:sz w:val="21"/>
+                <w:sz w:val="18"/>
               </w:rPr>
               <w:t>已明确</w:t>
             </w:r>
@@ -927,15 +1031,18 @@
       <w:tr>
         <w:tc>
           <w:tcPr>
-            <w:tcW w:type="dxa" w:w="567"/>
+            <w:tcW w:type="dxa" w:w="1176"/>
           </w:tcPr>
           <w:p>
+            <w:pPr>
+              <w:spacing w:before="40" w:after="40" w:line="276" w:lineRule="auto"/>
+            </w:pPr>
             <w:r/>
             <w:r>
               <w:rPr>
                 <w:rFonts w:ascii="宋体" w:hAnsi="宋体" w:eastAsia="宋体"/>
                 <w:b w:val="0"/>
-                <w:sz w:val="21"/>
+                <w:sz w:val="18"/>
               </w:rPr>
               <w:t>3</w:t>
             </w:r>
@@ -943,15 +1050,18 @@
         </w:tc>
         <w:tc>
           <w:tcPr>
-            <w:tcW w:type="dxa" w:w="2381"/>
+            <w:tcW w:type="dxa" w:w="1176"/>
           </w:tcPr>
           <w:p>
+            <w:pPr>
+              <w:spacing w:before="40" w:after="40" w:line="276" w:lineRule="auto"/>
+            </w:pPr>
             <w:r/>
             <w:r>
               <w:rPr>
                 <w:rFonts w:ascii="宋体" w:hAnsi="宋体" w:eastAsia="宋体"/>
                 <w:b w:val="0"/>
-                <w:sz w:val="21"/>
+                <w:sz w:val="18"/>
               </w:rPr>
               <w:t>开课管理 → 专业开课 → 开课安排</w:t>
             </w:r>
@@ -959,15 +1069,18 @@
         </w:tc>
         <w:tc>
           <w:tcPr>
-            <w:tcW w:type="dxa" w:w="907"/>
+            <w:tcW w:type="dxa" w:w="1176"/>
           </w:tcPr>
           <w:p>
+            <w:pPr>
+              <w:spacing w:before="40" w:after="40" w:line="276" w:lineRule="auto"/>
+            </w:pPr>
             <w:r/>
             <w:r>
               <w:rPr>
                 <w:rFonts w:ascii="宋体" w:hAnsi="宋体" w:eastAsia="宋体"/>
                 <w:b w:val="0"/>
-                <w:sz w:val="21"/>
+                <w:sz w:val="18"/>
               </w:rPr>
               <w:t>规则</w:t>
             </w:r>
@@ -975,15 +1088,18 @@
         </w:tc>
         <w:tc>
           <w:tcPr>
-            <w:tcW w:type="dxa" w:w="1134"/>
+            <w:tcW w:type="dxa" w:w="1176"/>
           </w:tcPr>
           <w:p>
+            <w:pPr>
+              <w:spacing w:before="40" w:after="40" w:line="276" w:lineRule="auto"/>
+            </w:pPr>
             <w:r/>
             <w:r>
               <w:rPr>
                 <w:rFonts w:ascii="宋体" w:hAnsi="宋体" w:eastAsia="宋体"/>
                 <w:b w:val="0"/>
-                <w:sz w:val="21"/>
+                <w:sz w:val="18"/>
               </w:rPr>
               <w:t>BR010 / FD076</w:t>
             </w:r>
@@ -991,15 +1107,18 @@
         </w:tc>
         <w:tc>
           <w:tcPr>
-            <w:tcW w:type="dxa" w:w="1814"/>
+            <w:tcW w:type="dxa" w:w="1176"/>
           </w:tcPr>
           <w:p>
+            <w:pPr>
+              <w:spacing w:before="40" w:after="40" w:line="276" w:lineRule="auto"/>
+            </w:pPr>
             <w:r/>
             <w:r>
               <w:rPr>
                 <w:rFonts w:ascii="宋体" w:hAnsi="宋体" w:eastAsia="宋体"/>
                 <w:b w:val="0"/>
-                <w:sz w:val="21"/>
+                <w:sz w:val="18"/>
               </w:rPr>
               <w:t>同时授课</w:t>
             </w:r>
@@ -1007,15 +1126,18 @@
         </w:tc>
         <w:tc>
           <w:tcPr>
-            <w:tcW w:type="dxa" w:w="907"/>
+            <w:tcW w:type="dxa" w:w="1176"/>
           </w:tcPr>
           <w:p>
+            <w:pPr>
+              <w:spacing w:before="40" w:after="40" w:line="276" w:lineRule="auto"/>
+            </w:pPr>
             <w:r/>
             <w:r>
               <w:rPr>
                 <w:rFonts w:ascii="宋体" w:hAnsi="宋体" w:eastAsia="宋体"/>
                 <w:b w:val="0"/>
-                <w:sz w:val="21"/>
+                <w:sz w:val="18"/>
               </w:rPr>
               <w:t>修改</w:t>
             </w:r>
@@ -1023,15 +1145,18 @@
         </w:tc>
         <w:tc>
           <w:tcPr>
-            <w:tcW w:type="dxa" w:w="5102"/>
+            <w:tcW w:type="dxa" w:w="1176"/>
           </w:tcPr>
           <w:p>
+            <w:pPr>
+              <w:spacing w:before="40" w:after="40" w:line="276" w:lineRule="auto"/>
+            </w:pPr>
             <w:r/>
             <w:r>
               <w:rPr>
                 <w:rFonts w:ascii="宋体" w:hAnsi="宋体" w:eastAsia="宋体"/>
                 <w:b w:val="0"/>
-                <w:sz w:val="21"/>
+                <w:sz w:val="18"/>
               </w:rPr>
               <w:t>0807 同时授课为是/否条件必选 → 现行须手动选是/否、新增默认空；多组选否则拆行</w:t>
             </w:r>
@@ -1039,15 +1164,18 @@
         </w:tc>
         <w:tc>
           <w:tcPr>
-            <w:tcW w:type="dxa" w:w="1134"/>
+            <w:tcW w:type="dxa" w:w="1176"/>
           </w:tcPr>
           <w:p>
+            <w:pPr>
+              <w:spacing w:before="40" w:after="40" w:line="276" w:lineRule="auto"/>
+            </w:pPr>
             <w:r/>
             <w:r>
               <w:rPr>
                 <w:rFonts w:ascii="宋体" w:hAnsi="宋体" w:eastAsia="宋体"/>
                 <w:b w:val="0"/>
-                <w:sz w:val="21"/>
+                <w:sz w:val="18"/>
               </w:rPr>
               <w:t>已明确</w:t>
             </w:r>
@@ -1057,15 +1185,18 @@
       <w:tr>
         <w:tc>
           <w:tcPr>
-            <w:tcW w:type="dxa" w:w="567"/>
+            <w:tcW w:type="dxa" w:w="1176"/>
           </w:tcPr>
           <w:p>
+            <w:pPr>
+              <w:spacing w:before="40" w:after="40" w:line="276" w:lineRule="auto"/>
+            </w:pPr>
             <w:r/>
             <w:r>
               <w:rPr>
                 <w:rFonts w:ascii="宋体" w:hAnsi="宋体" w:eastAsia="宋体"/>
                 <w:b w:val="0"/>
-                <w:sz w:val="21"/>
+                <w:sz w:val="18"/>
               </w:rPr>
               <w:t>4</w:t>
             </w:r>
@@ -1073,15 +1204,18 @@
         </w:tc>
         <w:tc>
           <w:tcPr>
-            <w:tcW w:type="dxa" w:w="2381"/>
+            <w:tcW w:type="dxa" w:w="1176"/>
           </w:tcPr>
           <w:p>
+            <w:pPr>
+              <w:spacing w:before="40" w:after="40" w:line="276" w:lineRule="auto"/>
+            </w:pPr>
             <w:r/>
             <w:r>
               <w:rPr>
                 <w:rFonts w:ascii="宋体" w:hAnsi="宋体" w:eastAsia="宋体"/>
                 <w:b w:val="0"/>
-                <w:sz w:val="21"/>
+                <w:sz w:val="18"/>
               </w:rPr>
               <w:t>开课管理 → 专业开课 → 开课安排</w:t>
             </w:r>
@@ -1089,15 +1223,18 @@
         </w:tc>
         <w:tc>
           <w:tcPr>
-            <w:tcW w:type="dxa" w:w="907"/>
+            <w:tcW w:type="dxa" w:w="1176"/>
           </w:tcPr>
           <w:p>
+            <w:pPr>
+              <w:spacing w:before="40" w:after="40" w:line="276" w:lineRule="auto"/>
+            </w:pPr>
             <w:r/>
             <w:r>
               <w:rPr>
                 <w:rFonts w:ascii="宋体" w:hAnsi="宋体" w:eastAsia="宋体"/>
                 <w:b w:val="0"/>
-                <w:sz w:val="21"/>
+                <w:sz w:val="18"/>
               </w:rPr>
               <w:t>规则</w:t>
             </w:r>
@@ -1105,15 +1242,18 @@
         </w:tc>
         <w:tc>
           <w:tcPr>
-            <w:tcW w:type="dxa" w:w="1134"/>
+            <w:tcW w:type="dxa" w:w="1176"/>
           </w:tcPr>
           <w:p>
+            <w:pPr>
+              <w:spacing w:before="40" w:after="40" w:line="276" w:lineRule="auto"/>
+            </w:pPr>
             <w:r/>
             <w:r>
               <w:rPr>
                 <w:rFonts w:ascii="宋体" w:hAnsi="宋体" w:eastAsia="宋体"/>
                 <w:b w:val="0"/>
-                <w:sz w:val="21"/>
+                <w:sz w:val="18"/>
               </w:rPr>
               <w:t>BR001</w:t>
             </w:r>
@@ -1121,15 +1261,18 @@
         </w:tc>
         <w:tc>
           <w:tcPr>
-            <w:tcW w:type="dxa" w:w="1814"/>
+            <w:tcW w:type="dxa" w:w="1176"/>
           </w:tcPr>
           <w:p>
+            <w:pPr>
+              <w:spacing w:before="40" w:after="40" w:line="276" w:lineRule="auto"/>
+            </w:pPr>
             <w:r/>
             <w:r>
               <w:rPr>
                 <w:rFonts w:ascii="宋体" w:hAnsi="宋体" w:eastAsia="宋体"/>
                 <w:b w:val="0"/>
-                <w:sz w:val="21"/>
+                <w:sz w:val="18"/>
               </w:rPr>
               <w:t>安排完整度 / 生效校验</w:t>
             </w:r>
@@ -1137,15 +1280,18 @@
         </w:tc>
         <w:tc>
           <w:tcPr>
-            <w:tcW w:type="dxa" w:w="907"/>
+            <w:tcW w:type="dxa" w:w="1176"/>
           </w:tcPr>
           <w:p>
+            <w:pPr>
+              <w:spacing w:before="40" w:after="40" w:line="276" w:lineRule="auto"/>
+            </w:pPr>
             <w:r/>
             <w:r>
               <w:rPr>
                 <w:rFonts w:ascii="宋体" w:hAnsi="宋体" w:eastAsia="宋体"/>
                 <w:b w:val="0"/>
-                <w:sz w:val="21"/>
+                <w:sz w:val="18"/>
               </w:rPr>
               <w:t>修改</w:t>
             </w:r>
@@ -1153,15 +1299,18 @@
         </w:tc>
         <w:tc>
           <w:tcPr>
-            <w:tcW w:type="dxa" w:w="5102"/>
+            <w:tcW w:type="dxa" w:w="1176"/>
           </w:tcPr>
           <w:p>
+            <w:pPr>
+              <w:spacing w:before="40" w:after="40" w:line="276" w:lineRule="auto"/>
+            </w:pPr>
             <w:r/>
             <w:r>
               <w:rPr>
                 <w:rFonts w:ascii="宋体" w:hAnsi="宋体" w:eastAsia="宋体"/>
                 <w:b w:val="0"/>
-                <w:sz w:val="21"/>
+                <w:sz w:val="18"/>
               </w:rPr>
               <w:t>0807 §7.1 概括硬拦/警示 → 现行 BR001 分点清单（硬阻断 / 二次确认可过 / 保存与生效差异）</w:t>
             </w:r>
@@ -1169,15 +1318,18 @@
         </w:tc>
         <w:tc>
           <w:tcPr>
-            <w:tcW w:type="dxa" w:w="1134"/>
+            <w:tcW w:type="dxa" w:w="1176"/>
           </w:tcPr>
           <w:p>
+            <w:pPr>
+              <w:spacing w:before="40" w:after="40" w:line="276" w:lineRule="auto"/>
+            </w:pPr>
             <w:r/>
             <w:r>
               <w:rPr>
                 <w:rFonts w:ascii="宋体" w:hAnsi="宋体" w:eastAsia="宋体"/>
                 <w:b w:val="0"/>
-                <w:sz w:val="21"/>
+                <w:sz w:val="18"/>
               </w:rPr>
               <w:t>已明确</w:t>
             </w:r>
@@ -1187,15 +1339,18 @@
       <w:tr>
         <w:tc>
           <w:tcPr>
-            <w:tcW w:type="dxa" w:w="567"/>
+            <w:tcW w:type="dxa" w:w="1176"/>
           </w:tcPr>
           <w:p>
+            <w:pPr>
+              <w:spacing w:before="40" w:after="40" w:line="276" w:lineRule="auto"/>
+            </w:pPr>
             <w:r/>
             <w:r>
               <w:rPr>
                 <w:rFonts w:ascii="宋体" w:hAnsi="宋体" w:eastAsia="宋体"/>
                 <w:b w:val="0"/>
-                <w:sz w:val="21"/>
+                <w:sz w:val="18"/>
               </w:rPr>
               <w:t>5</w:t>
             </w:r>
@@ -1203,15 +1358,18 @@
         </w:tc>
         <w:tc>
           <w:tcPr>
-            <w:tcW w:type="dxa" w:w="2381"/>
+            <w:tcW w:type="dxa" w:w="1176"/>
           </w:tcPr>
           <w:p>
+            <w:pPr>
+              <w:spacing w:before="40" w:after="40" w:line="276" w:lineRule="auto"/>
+            </w:pPr>
             <w:r/>
             <w:r>
               <w:rPr>
                 <w:rFonts w:ascii="宋体" w:hAnsi="宋体" w:eastAsia="宋体"/>
                 <w:b w:val="0"/>
-                <w:sz w:val="21"/>
+                <w:sz w:val="18"/>
               </w:rPr>
               <w:t>开课管理 → 专业开课 → 开课安排</w:t>
             </w:r>
@@ -1219,15 +1377,18 @@
         </w:tc>
         <w:tc>
           <w:tcPr>
-            <w:tcW w:type="dxa" w:w="907"/>
+            <w:tcW w:type="dxa" w:w="1176"/>
           </w:tcPr>
           <w:p>
+            <w:pPr>
+              <w:spacing w:before="40" w:after="40" w:line="276" w:lineRule="auto"/>
+            </w:pPr>
             <w:r/>
             <w:r>
               <w:rPr>
                 <w:rFonts w:ascii="宋体" w:hAnsi="宋体" w:eastAsia="宋体"/>
                 <w:b w:val="0"/>
-                <w:sz w:val="21"/>
+                <w:sz w:val="18"/>
               </w:rPr>
               <w:t>界面</w:t>
             </w:r>
@@ -1235,15 +1396,18 @@
         </w:tc>
         <w:tc>
           <w:tcPr>
-            <w:tcW w:type="dxa" w:w="1134"/>
+            <w:tcW w:type="dxa" w:w="1176"/>
           </w:tcPr>
           <w:p>
+            <w:pPr>
+              <w:spacing w:before="40" w:after="40" w:line="276" w:lineRule="auto"/>
+            </w:pPr>
             <w:r/>
             <w:r>
               <w:rPr>
                 <w:rFonts w:ascii="宋体" w:hAnsi="宋体" w:eastAsia="宋体"/>
                 <w:b w:val="0"/>
-                <w:sz w:val="21"/>
+                <w:sz w:val="18"/>
               </w:rPr>
               <w:t>P02-A01 / P02-W01 / P02-M02</w:t>
             </w:r>
@@ -1251,15 +1415,18 @@
         </w:tc>
         <w:tc>
           <w:tcPr>
-            <w:tcW w:type="dxa" w:w="1814"/>
+            <w:tcW w:type="dxa" w:w="1176"/>
           </w:tcPr>
           <w:p>
+            <w:pPr>
+              <w:spacing w:before="40" w:after="40" w:line="276" w:lineRule="auto"/>
+            </w:pPr>
             <w:r/>
             <w:r>
               <w:rPr>
                 <w:rFonts w:ascii="宋体" w:hAnsi="宋体" w:eastAsia="宋体"/>
                 <w:b w:val="0"/>
-                <w:sz w:val="21"/>
+                <w:sz w:val="18"/>
               </w:rPr>
               <w:t>分组工作台子区块</w:t>
             </w:r>
@@ -1267,15 +1434,18 @@
         </w:tc>
         <w:tc>
           <w:tcPr>
-            <w:tcW w:type="dxa" w:w="907"/>
+            <w:tcW w:type="dxa" w:w="1176"/>
           </w:tcPr>
           <w:p>
+            <w:pPr>
+              <w:spacing w:before="40" w:after="40" w:line="276" w:lineRule="auto"/>
+            </w:pPr>
             <w:r/>
             <w:r>
               <w:rPr>
                 <w:rFonts w:ascii="宋体" w:hAnsi="宋体" w:eastAsia="宋体"/>
                 <w:b w:val="0"/>
-                <w:sz w:val="21"/>
+                <w:sz w:val="18"/>
               </w:rPr>
               <w:t>修改</w:t>
             </w:r>
@@ -1283,15 +1453,18 @@
         </w:tc>
         <w:tc>
           <w:tcPr>
-            <w:tcW w:type="dxa" w:w="5102"/>
+            <w:tcW w:type="dxa" w:w="1176"/>
           </w:tcPr>
           <w:p>
+            <w:pPr>
+              <w:spacing w:before="40" w:after="40" w:line="276" w:lineRule="auto"/>
+            </w:pPr>
             <w:r/>
             <w:r>
               <w:rPr>
                 <w:rFonts w:ascii="宋体" w:hAnsi="宋体" w:eastAsia="宋体"/>
                 <w:b w:val="0"/>
-                <w:sz w:val="21"/>
+                <w:sz w:val="18"/>
               </w:rPr>
               <w:t>工作台侧栏动作/Teaching Load/课时详情按现行可见 UI 落档；Latest Evaluation 为评教占位（BR015，不接真接口）</w:t>
             </w:r>
@@ -1299,15 +1472,18 @@
         </w:tc>
         <w:tc>
           <w:tcPr>
-            <w:tcW w:type="dxa" w:w="1134"/>
+            <w:tcW w:type="dxa" w:w="1176"/>
           </w:tcPr>
           <w:p>
+            <w:pPr>
+              <w:spacing w:before="40" w:after="40" w:line="276" w:lineRule="auto"/>
+            </w:pPr>
             <w:r/>
             <w:r>
               <w:rPr>
                 <w:rFonts w:ascii="宋体" w:hAnsi="宋体" w:eastAsia="宋体"/>
                 <w:b w:val="0"/>
-                <w:sz w:val="21"/>
+                <w:sz w:val="18"/>
               </w:rPr>
               <w:t>已明确</w:t>
             </w:r>
@@ -1317,15 +1493,18 @@
       <w:tr>
         <w:tc>
           <w:tcPr>
-            <w:tcW w:type="dxa" w:w="567"/>
+            <w:tcW w:type="dxa" w:w="1176"/>
           </w:tcPr>
           <w:p>
+            <w:pPr>
+              <w:spacing w:before="40" w:after="40" w:line="276" w:lineRule="auto"/>
+            </w:pPr>
             <w:r/>
             <w:r>
               <w:rPr>
                 <w:rFonts w:ascii="宋体" w:hAnsi="宋体" w:eastAsia="宋体"/>
                 <w:b w:val="0"/>
-                <w:sz w:val="21"/>
+                <w:sz w:val="18"/>
               </w:rPr>
               <w:t>6</w:t>
             </w:r>
@@ -1333,15 +1512,18 @@
         </w:tc>
         <w:tc>
           <w:tcPr>
-            <w:tcW w:type="dxa" w:w="2381"/>
+            <w:tcW w:type="dxa" w:w="1176"/>
           </w:tcPr>
           <w:p>
+            <w:pPr>
+              <w:spacing w:before="40" w:after="40" w:line="276" w:lineRule="auto"/>
+            </w:pPr>
             <w:r/>
             <w:r>
               <w:rPr>
                 <w:rFonts w:ascii="宋体" w:hAnsi="宋体" w:eastAsia="宋体"/>
                 <w:b w:val="0"/>
-                <w:sz w:val="21"/>
+                <w:sz w:val="18"/>
               </w:rPr>
               <w:t>开课管理 → 专业开课 → 开课安排</w:t>
             </w:r>
@@ -1349,15 +1531,18 @@
         </w:tc>
         <w:tc>
           <w:tcPr>
-            <w:tcW w:type="dxa" w:w="907"/>
+            <w:tcW w:type="dxa" w:w="1176"/>
           </w:tcPr>
           <w:p>
+            <w:pPr>
+              <w:spacing w:before="40" w:after="40" w:line="276" w:lineRule="auto"/>
+            </w:pPr>
             <w:r/>
             <w:r>
               <w:rPr>
                 <w:rFonts w:ascii="宋体" w:hAnsi="宋体" w:eastAsia="宋体"/>
                 <w:b w:val="0"/>
-                <w:sz w:val="21"/>
+                <w:sz w:val="18"/>
               </w:rPr>
               <w:t>字段</w:t>
             </w:r>
@@ -1365,15 +1550,18 @@
         </w:tc>
         <w:tc>
           <w:tcPr>
-            <w:tcW w:type="dxa" w:w="1134"/>
+            <w:tcW w:type="dxa" w:w="1176"/>
           </w:tcPr>
           <w:p>
+            <w:pPr>
+              <w:spacing w:before="40" w:after="40" w:line="276" w:lineRule="auto"/>
+            </w:pPr>
             <w:r/>
             <w:r>
               <w:rPr>
                 <w:rFonts w:ascii="宋体" w:hAnsi="宋体" w:eastAsia="宋体"/>
                 <w:b w:val="0"/>
-                <w:sz w:val="21"/>
+                <w:sz w:val="18"/>
               </w:rPr>
               <w:t>FD012 / FD013 / FD020</w:t>
             </w:r>
@@ -1381,15 +1569,18 @@
         </w:tc>
         <w:tc>
           <w:tcPr>
-            <w:tcW w:type="dxa" w:w="1814"/>
+            <w:tcW w:type="dxa" w:w="1176"/>
           </w:tcPr>
           <w:p>
+            <w:pPr>
+              <w:spacing w:before="40" w:after="40" w:line="276" w:lineRule="auto"/>
+            </w:pPr>
             <w:r/>
             <w:r>
               <w:rPr>
                 <w:rFonts w:ascii="宋体" w:hAnsi="宋体" w:eastAsia="宋体"/>
                 <w:b w:val="0"/>
-                <w:sz w:val="21"/>
+                <w:sz w:val="18"/>
               </w:rPr>
               <w:t>P01-L01 安排列表</w:t>
             </w:r>
@@ -1397,15 +1588,18 @@
         </w:tc>
         <w:tc>
           <w:tcPr>
-            <w:tcW w:type="dxa" w:w="907"/>
+            <w:tcW w:type="dxa" w:w="1176"/>
           </w:tcPr>
           <w:p>
+            <w:pPr>
+              <w:spacing w:before="40" w:after="40" w:line="276" w:lineRule="auto"/>
+            </w:pPr>
             <w:r/>
             <w:r>
               <w:rPr>
                 <w:rFonts w:ascii="宋体" w:hAnsi="宋体" w:eastAsia="宋体"/>
                 <w:b w:val="0"/>
-                <w:sz w:val="21"/>
+                <w:sz w:val="18"/>
               </w:rPr>
               <w:t>修改</w:t>
             </w:r>
@@ -1413,15 +1607,18 @@
         </w:tc>
         <w:tc>
           <w:tcPr>
-            <w:tcW w:type="dxa" w:w="5102"/>
+            <w:tcW w:type="dxa" w:w="1176"/>
           </w:tcPr>
           <w:p>
+            <w:pPr>
+              <w:spacing w:before="40" w:after="40" w:line="276" w:lineRule="auto"/>
+            </w:pPr>
             <w:r/>
             <w:r>
               <w:rPr>
                 <w:rFonts w:ascii="宋体" w:hAnsi="宋体" w:eastAsia="宋体"/>
                 <w:b w:val="0"/>
-                <w:sz w:val="21"/>
+                <w:sz w:val="18"/>
               </w:rPr>
               <w:t>Course Name→课程班名称；新增标记；小组数 0807 写「列表暂隐」→ 现行展示；Support 不再作为独立步骤</w:t>
             </w:r>
@@ -1429,15 +1626,18 @@
         </w:tc>
         <w:tc>
           <w:tcPr>
-            <w:tcW w:type="dxa" w:w="1134"/>
+            <w:tcW w:type="dxa" w:w="1176"/>
           </w:tcPr>
           <w:p>
+            <w:pPr>
+              <w:spacing w:before="40" w:after="40" w:line="276" w:lineRule="auto"/>
+            </w:pPr>
             <w:r/>
             <w:r>
               <w:rPr>
                 <w:rFonts w:ascii="宋体" w:hAnsi="宋体" w:eastAsia="宋体"/>
                 <w:b w:val="0"/>
-                <w:sz w:val="21"/>
+                <w:sz w:val="18"/>
               </w:rPr>
               <w:t>已明确</w:t>
             </w:r>
@@ -1447,15 +1647,18 @@
       <w:tr>
         <w:tc>
           <w:tcPr>
-            <w:tcW w:type="dxa" w:w="567"/>
+            <w:tcW w:type="dxa" w:w="1176"/>
           </w:tcPr>
           <w:p>
+            <w:pPr>
+              <w:spacing w:before="40" w:after="40" w:line="276" w:lineRule="auto"/>
+            </w:pPr>
             <w:r/>
             <w:r>
               <w:rPr>
                 <w:rFonts w:ascii="宋体" w:hAnsi="宋体" w:eastAsia="宋体"/>
                 <w:b w:val="0"/>
-                <w:sz w:val="21"/>
+                <w:sz w:val="18"/>
               </w:rPr>
               <w:t>7</w:t>
             </w:r>
@@ -1463,15 +1666,18 @@
         </w:tc>
         <w:tc>
           <w:tcPr>
-            <w:tcW w:type="dxa" w:w="2381"/>
+            <w:tcW w:type="dxa" w:w="1176"/>
           </w:tcPr>
           <w:p>
+            <w:pPr>
+              <w:spacing w:before="40" w:after="40" w:line="276" w:lineRule="auto"/>
+            </w:pPr>
             <w:r/>
             <w:r>
               <w:rPr>
                 <w:rFonts w:ascii="宋体" w:hAnsi="宋体" w:eastAsia="宋体"/>
                 <w:b w:val="0"/>
-                <w:sz w:val="21"/>
+                <w:sz w:val="18"/>
               </w:rPr>
               <w:t>开课管理 → 专业开课 → 开课安排</w:t>
             </w:r>
@@ -1479,15 +1685,18 @@
         </w:tc>
         <w:tc>
           <w:tcPr>
-            <w:tcW w:type="dxa" w:w="907"/>
+            <w:tcW w:type="dxa" w:w="1176"/>
           </w:tcPr>
           <w:p>
+            <w:pPr>
+              <w:spacing w:before="40" w:after="40" w:line="276" w:lineRule="auto"/>
+            </w:pPr>
             <w:r/>
             <w:r>
               <w:rPr>
                 <w:rFonts w:ascii="宋体" w:hAnsi="宋体" w:eastAsia="宋体"/>
                 <w:b w:val="0"/>
-                <w:sz w:val="21"/>
+                <w:sz w:val="18"/>
               </w:rPr>
               <w:t>其他</w:t>
             </w:r>
@@ -1495,15 +1704,18 @@
         </w:tc>
         <w:tc>
           <w:tcPr>
-            <w:tcW w:type="dxa" w:w="1134"/>
+            <w:tcW w:type="dxa" w:w="1176"/>
           </w:tcPr>
           <w:p>
+            <w:pPr>
+              <w:spacing w:before="40" w:after="40" w:line="276" w:lineRule="auto"/>
+            </w:pPr>
             <w:r/>
             <w:r>
               <w:rPr>
                 <w:rFonts w:ascii="宋体" w:hAnsi="宋体" w:eastAsia="宋体"/>
                 <w:b w:val="0"/>
-                <w:sz w:val="21"/>
+                <w:sz w:val="18"/>
               </w:rPr>
               <w:t>—</w:t>
             </w:r>
@@ -1511,15 +1723,18 @@
         </w:tc>
         <w:tc>
           <w:tcPr>
-            <w:tcW w:type="dxa" w:w="1814"/>
+            <w:tcW w:type="dxa" w:w="1176"/>
           </w:tcPr>
           <w:p>
+            <w:pPr>
+              <w:spacing w:before="40" w:after="40" w:line="276" w:lineRule="auto"/>
+            </w:pPr>
             <w:r/>
             <w:r>
               <w:rPr>
                 <w:rFonts w:ascii="宋体" w:hAnsi="宋体" w:eastAsia="宋体"/>
                 <w:b w:val="0"/>
-                <w:sz w:val="21"/>
+                <w:sz w:val="18"/>
               </w:rPr>
               <w:t>非目标 / 名单 Tab</w:t>
             </w:r>
@@ -1527,15 +1742,18 @@
         </w:tc>
         <w:tc>
           <w:tcPr>
-            <w:tcW w:type="dxa" w:w="907"/>
+            <w:tcW w:type="dxa" w:w="1176"/>
           </w:tcPr>
           <w:p>
+            <w:pPr>
+              <w:spacing w:before="40" w:after="40" w:line="276" w:lineRule="auto"/>
+            </w:pPr>
             <w:r/>
             <w:r>
               <w:rPr>
                 <w:rFonts w:ascii="宋体" w:hAnsi="宋体" w:eastAsia="宋体"/>
                 <w:b w:val="0"/>
-                <w:sz w:val="21"/>
+                <w:sz w:val="18"/>
               </w:rPr>
               <w:t>澄清</w:t>
             </w:r>
@@ -1543,15 +1761,18 @@
         </w:tc>
         <w:tc>
           <w:tcPr>
-            <w:tcW w:type="dxa" w:w="5102"/>
+            <w:tcW w:type="dxa" w:w="1176"/>
           </w:tcPr>
           <w:p>
+            <w:pPr>
+              <w:spacing w:before="40" w:after="40" w:line="276" w:lineRule="auto"/>
+            </w:pPr>
             <w:r/>
             <w:r>
               <w:rPr>
                 <w:rFonts w:ascii="宋体" w:hAnsi="宋体" w:eastAsia="宋体"/>
                 <w:b w:val="0"/>
-                <w:sz w:val="21"/>
+                <w:sz w:val="18"/>
               </w:rPr>
               <w:t>停课主入口在课程班；学生名单 Tab 默认隐藏；授课确认教师端见独立菜单</w:t>
             </w:r>
@@ -1559,15 +1780,18 @@
         </w:tc>
         <w:tc>
           <w:tcPr>
-            <w:tcW w:type="dxa" w:w="1134"/>
+            <w:tcW w:type="dxa" w:w="1176"/>
           </w:tcPr>
           <w:p>
+            <w:pPr>
+              <w:spacing w:before="40" w:after="40" w:line="276" w:lineRule="auto"/>
+            </w:pPr>
             <w:r/>
             <w:r>
               <w:rPr>
                 <w:rFonts w:ascii="宋体" w:hAnsi="宋体" w:eastAsia="宋体"/>
                 <w:b w:val="0"/>
-                <w:sz w:val="21"/>
+                <w:sz w:val="18"/>
               </w:rPr>
               <w:t>已明确</w:t>
             </w:r>
@@ -1577,15 +1801,18 @@
       <w:tr>
         <w:tc>
           <w:tcPr>
-            <w:tcW w:type="dxa" w:w="567"/>
+            <w:tcW w:type="dxa" w:w="1176"/>
           </w:tcPr>
           <w:p>
+            <w:pPr>
+              <w:spacing w:before="40" w:after="40" w:line="276" w:lineRule="auto"/>
+            </w:pPr>
             <w:r/>
             <w:r>
               <w:rPr>
                 <w:rFonts w:ascii="宋体" w:hAnsi="宋体" w:eastAsia="宋体"/>
                 <w:b w:val="0"/>
-                <w:sz w:val="21"/>
+                <w:sz w:val="18"/>
               </w:rPr>
               <w:t>8</w:t>
             </w:r>
@@ -1593,15 +1820,18 @@
         </w:tc>
         <w:tc>
           <w:tcPr>
-            <w:tcW w:type="dxa" w:w="2381"/>
+            <w:tcW w:type="dxa" w:w="1176"/>
           </w:tcPr>
           <w:p>
+            <w:pPr>
+              <w:spacing w:before="40" w:after="40" w:line="276" w:lineRule="auto"/>
+            </w:pPr>
             <w:r/>
             <w:r>
               <w:rPr>
                 <w:rFonts w:ascii="宋体" w:hAnsi="宋体" w:eastAsia="宋体"/>
                 <w:b w:val="0"/>
-                <w:sz w:val="21"/>
+                <w:sz w:val="18"/>
               </w:rPr>
               <w:t>开课管理 → 专业开课 → 开课安排</w:t>
             </w:r>
@@ -1609,15 +1839,18 @@
         </w:tc>
         <w:tc>
           <w:tcPr>
-            <w:tcW w:type="dxa" w:w="907"/>
+            <w:tcW w:type="dxa" w:w="1176"/>
           </w:tcPr>
           <w:p>
+            <w:pPr>
+              <w:spacing w:before="40" w:after="40" w:line="276" w:lineRule="auto"/>
+            </w:pPr>
             <w:r/>
             <w:r>
               <w:rPr>
                 <w:rFonts w:ascii="宋体" w:hAnsi="宋体" w:eastAsia="宋体"/>
                 <w:b w:val="0"/>
-                <w:sz w:val="21"/>
+                <w:sz w:val="18"/>
               </w:rPr>
               <w:t>规则</w:t>
             </w:r>
@@ -1625,15 +1858,18 @@
         </w:tc>
         <w:tc>
           <w:tcPr>
-            <w:tcW w:type="dxa" w:w="1134"/>
+            <w:tcW w:type="dxa" w:w="1176"/>
           </w:tcPr>
           <w:p>
+            <w:pPr>
+              <w:spacing w:before="40" w:after="40" w:line="276" w:lineRule="auto"/>
+            </w:pPr>
             <w:r/>
             <w:r>
               <w:rPr>
                 <w:rFonts w:ascii="宋体" w:hAnsi="宋体" w:eastAsia="宋体"/>
                 <w:b w:val="0"/>
-                <w:sz w:val="21"/>
+                <w:sz w:val="18"/>
               </w:rPr>
               <w:t>BR003 / F010 / F034</w:t>
             </w:r>
@@ -1641,15 +1877,18 @@
         </w:tc>
         <w:tc>
           <w:tcPr>
-            <w:tcW w:type="dxa" w:w="1814"/>
+            <w:tcW w:type="dxa" w:w="1176"/>
           </w:tcPr>
           <w:p>
+            <w:pPr>
+              <w:spacing w:before="40" w:after="40" w:line="276" w:lineRule="auto"/>
+            </w:pPr>
             <w:r/>
             <w:r>
               <w:rPr>
                 <w:rFonts w:ascii="宋体" w:hAnsi="宋体" w:eastAsia="宋体"/>
                 <w:b w:val="0"/>
-                <w:sz w:val="21"/>
+                <w:sz w:val="18"/>
               </w:rPr>
               <w:t>撤回 vs 退回</w:t>
             </w:r>
@@ -1657,15 +1896,18 @@
         </w:tc>
         <w:tc>
           <w:tcPr>
-            <w:tcW w:type="dxa" w:w="907"/>
+            <w:tcW w:type="dxa" w:w="1176"/>
           </w:tcPr>
           <w:p>
+            <w:pPr>
+              <w:spacing w:before="40" w:after="40" w:line="276" w:lineRule="auto"/>
+            </w:pPr>
             <w:r/>
             <w:r>
               <w:rPr>
                 <w:rFonts w:ascii="宋体" w:hAnsi="宋体" w:eastAsia="宋体"/>
                 <w:b w:val="0"/>
-                <w:sz w:val="21"/>
+                <w:sz w:val="18"/>
               </w:rPr>
               <w:t>修改</w:t>
             </w:r>
@@ -1673,31 +1915,53 @@
         </w:tc>
         <w:tc>
           <w:tcPr>
-            <w:tcW w:type="dxa" w:w="5102"/>
+            <w:tcW w:type="dxa" w:w="1176"/>
           </w:tcPr>
           <w:p>
+            <w:pPr>
+              <w:spacing w:before="40" w:after="40" w:line="276" w:lineRule="auto"/>
+            </w:pPr>
             <w:r/>
             <w:r>
               <w:rPr>
                 <w:rFonts w:ascii="宋体" w:hAnsi="宋体" w:eastAsia="宋体"/>
                 <w:b w:val="0"/>
-                <w:sz w:val="21"/>
+                <w:sz w:val="18"/>
               </w:rPr>
-              <w:t>0807 §7.2 对照表 → 现行：撤回=已生效→草稿，分组/教师/安排详情保留，名单分组重置（手动加人仍在课上），授课确认与开课状态不变；退回=仅未生效可退回计划，分组/教师清空，名单分组清掉</w:t>
+              <w:t>0807 §7.2：撤回保留合班/分组/教师、重置名单分组；退回清结构回计划；名单页退回安排与安排撤回不同（名单可保留）。→ 现行：撤回=已生效→草稿，分组/教师/安排详情保留，名单分组重置（手动加人仍在课上），</w:t>
+            </w:r>
+            <w:r>
+              <w:rPr>
+                <w:rFonts w:ascii="宋体" w:hAnsi="宋体" w:eastAsia="宋体"/>
+                <w:b/>
+                <w:sz w:val="18"/>
+              </w:rPr>
+              <w:t>授课确认不变</w:t>
+            </w:r>
+            <w:r>
+              <w:rPr>
+                <w:rFonts w:ascii="宋体" w:hAnsi="宋体" w:eastAsia="宋体"/>
+                <w:b w:val="0"/>
+                <w:sz w:val="18"/>
+              </w:rPr>
+              <w:t>；开课名单「退回」与撤回同一效果。退回=仅未生效可退回计划，分组/教师清空，名单分组清掉，确认因数据清空变为未确认。已排课须先清排课再撤。</w:t>
             </w:r>
           </w:p>
         </w:tc>
         <w:tc>
           <w:tcPr>
-            <w:tcW w:type="dxa" w:w="1134"/>
+            <w:tcW w:type="dxa" w:w="1176"/>
           </w:tcPr>
           <w:p>
+            <w:pPr>
+              <w:spacing w:before="40" w:after="40" w:line="276" w:lineRule="auto"/>
+            </w:pPr>
             <w:r/>
             <w:r>
               <w:rPr>
                 <w:rFonts w:ascii="宋体" w:hAnsi="宋体" w:eastAsia="宋体"/>
                 <w:b w:val="0"/>
-                <w:sz w:val="21"/>
+                <w:sz w:val="18"/>
               </w:rPr>
               <w:t>已明确</w:t>
             </w:r>
@@ -1707,15 +1971,18 @@
       <w:tr>
         <w:tc>
           <w:tcPr>
-            <w:tcW w:type="dxa" w:w="1878"/>
+            <w:tcW w:type="dxa" w:w="1176"/>
           </w:tcPr>
           <w:p>
+            <w:pPr>
+              <w:spacing w:before="40" w:after="40" w:line="276" w:lineRule="auto"/>
+            </w:pPr>
             <w:r/>
             <w:r>
               <w:rPr>
                 <w:rFonts w:ascii="宋体" w:hAnsi="宋体" w:eastAsia="宋体"/>
                 <w:b w:val="0"/>
-                <w:sz w:val="21"/>
+                <w:sz w:val="18"/>
               </w:rPr>
               <w:t>9</w:t>
             </w:r>
@@ -1723,15 +1990,18 @@
         </w:tc>
         <w:tc>
           <w:tcPr>
-            <w:tcW w:type="dxa" w:w="1878"/>
+            <w:tcW w:type="dxa" w:w="1176"/>
           </w:tcPr>
           <w:p>
+            <w:pPr>
+              <w:spacing w:before="40" w:after="40" w:line="276" w:lineRule="auto"/>
+            </w:pPr>
             <w:r/>
             <w:r>
               <w:rPr>
                 <w:rFonts w:ascii="宋体" w:hAnsi="宋体" w:eastAsia="宋体"/>
                 <w:b w:val="0"/>
-                <w:sz w:val="21"/>
+                <w:sz w:val="18"/>
               </w:rPr>
               <w:t>开课管理 → 专业开课 → 开课安排</w:t>
             </w:r>
@@ -1739,15 +2009,18 @@
         </w:tc>
         <w:tc>
           <w:tcPr>
-            <w:tcW w:type="dxa" w:w="1878"/>
+            <w:tcW w:type="dxa" w:w="1176"/>
           </w:tcPr>
           <w:p>
+            <w:pPr>
+              <w:spacing w:before="40" w:after="40" w:line="276" w:lineRule="auto"/>
+            </w:pPr>
             <w:r/>
             <w:r>
               <w:rPr>
                 <w:rFonts w:ascii="宋体" w:hAnsi="宋体" w:eastAsia="宋体"/>
                 <w:b w:val="0"/>
-                <w:sz w:val="21"/>
+                <w:sz w:val="18"/>
               </w:rPr>
               <w:t>规则</w:t>
             </w:r>
@@ -1755,15 +2028,18 @@
         </w:tc>
         <w:tc>
           <w:tcPr>
-            <w:tcW w:type="dxa" w:w="1878"/>
+            <w:tcW w:type="dxa" w:w="1176"/>
           </w:tcPr>
           <w:p>
+            <w:pPr>
+              <w:spacing w:before="40" w:after="40" w:line="276" w:lineRule="auto"/>
+            </w:pPr>
             <w:r/>
             <w:r>
               <w:rPr>
                 <w:rFonts w:ascii="宋体" w:hAnsi="宋体" w:eastAsia="宋体"/>
                 <w:b w:val="0"/>
-                <w:sz w:val="21"/>
+                <w:sz w:val="18"/>
               </w:rPr>
               <w:t>BR002 / BR017 / F035</w:t>
             </w:r>
@@ -1771,15 +2047,18 @@
         </w:tc>
         <w:tc>
           <w:tcPr>
-            <w:tcW w:type="dxa" w:w="1878"/>
+            <w:tcW w:type="dxa" w:w="1176"/>
           </w:tcPr>
           <w:p>
+            <w:pPr>
+              <w:spacing w:before="40" w:after="40" w:line="276" w:lineRule="auto"/>
+            </w:pPr>
             <w:r/>
             <w:r>
               <w:rPr>
                 <w:rFonts w:ascii="宋体" w:hAnsi="宋体" w:eastAsia="宋体"/>
                 <w:b w:val="0"/>
-                <w:sz w:val="21"/>
+                <w:sz w:val="18"/>
               </w:rPr>
               <w:t>共同授课 / 一键同步</w:t>
             </w:r>
@@ -1787,15 +2066,18 @@
         </w:tc>
         <w:tc>
           <w:tcPr>
-            <w:tcW w:type="dxa" w:w="1878"/>
+            <w:tcW w:type="dxa" w:w="1176"/>
           </w:tcPr>
           <w:p>
+            <w:pPr>
+              <w:spacing w:before="40" w:after="40" w:line="276" w:lineRule="auto"/>
+            </w:pPr>
             <w:r/>
             <w:r>
               <w:rPr>
                 <w:rFonts w:ascii="宋体" w:hAnsi="宋体" w:eastAsia="宋体"/>
                 <w:b w:val="0"/>
-                <w:sz w:val="21"/>
+                <w:sz w:val="18"/>
               </w:rPr>
               <w:t>新增</w:t>
             </w:r>
@@ -1803,15 +2085,18 @@
         </w:tc>
         <w:tc>
           <w:tcPr>
-            <w:tcW w:type="dxa" w:w="1878"/>
+            <w:tcW w:type="dxa" w:w="1176"/>
           </w:tcPr>
           <w:p>
+            <w:pPr>
+              <w:spacing w:before="40" w:after="40" w:line="276" w:lineRule="auto"/>
+            </w:pPr>
             <w:r/>
             <w:r>
               <w:rPr>
                 <w:rFonts w:ascii="宋体" w:hAnsi="宋体" w:eastAsia="宋体"/>
                 <w:b w:val="0"/>
-                <w:sz w:val="21"/>
+                <w:sz w:val="18"/>
               </w:rPr>
               <w:t>0807 无「一键同步」→ 现行按专业权限可见范围补绑定；替换/移除教师与同步都不因无共同教师解绑；要拆只能手动移除</w:t>
             </w:r>
@@ -1819,15 +2104,18 @@
         </w:tc>
         <w:tc>
           <w:tcPr>
-            <w:tcW w:type="dxa" w:w="1878"/>
+            <w:tcW w:type="dxa" w:w="1176"/>
           </w:tcPr>
           <w:p>
+            <w:pPr>
+              <w:spacing w:before="40" w:after="40" w:line="276" w:lineRule="auto"/>
+            </w:pPr>
             <w:r/>
             <w:r>
               <w:rPr>
                 <w:rFonts w:ascii="宋体" w:hAnsi="宋体" w:eastAsia="宋体"/>
                 <w:b w:val="0"/>
-                <w:sz w:val="21"/>
+                <w:sz w:val="18"/>
               </w:rPr>
               <w:t>已明确</w:t>
             </w:r>
@@ -1837,15 +2125,18 @@
       <w:tr>
         <w:tc>
           <w:tcPr>
-            <w:tcW w:type="dxa" w:w="1878"/>
+            <w:tcW w:type="dxa" w:w="1176"/>
           </w:tcPr>
           <w:p>
+            <w:pPr>
+              <w:spacing w:before="40" w:after="40" w:line="276" w:lineRule="auto"/>
+            </w:pPr>
             <w:r/>
             <w:r>
               <w:rPr>
                 <w:rFonts w:ascii="宋体" w:hAnsi="宋体" w:eastAsia="宋体"/>
                 <w:b w:val="0"/>
-                <w:sz w:val="21"/>
+                <w:sz w:val="18"/>
               </w:rPr>
               <w:t>10</w:t>
             </w:r>
@@ -1853,15 +2144,18 @@
         </w:tc>
         <w:tc>
           <w:tcPr>
-            <w:tcW w:type="dxa" w:w="1878"/>
+            <w:tcW w:type="dxa" w:w="1176"/>
           </w:tcPr>
           <w:p>
+            <w:pPr>
+              <w:spacing w:before="40" w:after="40" w:line="276" w:lineRule="auto"/>
+            </w:pPr>
             <w:r/>
             <w:r>
               <w:rPr>
                 <w:rFonts w:ascii="宋体" w:hAnsi="宋体" w:eastAsia="宋体"/>
                 <w:b w:val="0"/>
-                <w:sz w:val="21"/>
+                <w:sz w:val="18"/>
               </w:rPr>
               <w:t>开课管理 → 专业开课 → 开课安排</w:t>
             </w:r>
@@ -1869,15 +2163,172 @@
         </w:tc>
         <w:tc>
           <w:tcPr>
-            <w:tcW w:type="dxa" w:w="1878"/>
+            <w:tcW w:type="dxa" w:w="1176"/>
           </w:tcPr>
           <w:p>
+            <w:pPr>
+              <w:spacing w:before="40" w:after="40" w:line="276" w:lineRule="auto"/>
+            </w:pPr>
             <w:r/>
             <w:r>
               <w:rPr>
                 <w:rFonts w:ascii="宋体" w:hAnsi="宋体" w:eastAsia="宋体"/>
                 <w:b w:val="0"/>
-                <w:sz w:val="21"/>
+                <w:sz w:val="18"/>
+              </w:rPr>
+              <w:t>规则</w:t>
+            </w:r>
+          </w:p>
+        </w:tc>
+        <w:tc>
+          <w:tcPr>
+            <w:tcW w:type="dxa" w:w="1176"/>
+          </w:tcPr>
+          <w:p>
+            <w:pPr>
+              <w:spacing w:before="40" w:after="40" w:line="276" w:lineRule="auto"/>
+            </w:pPr>
+            <w:r/>
+            <w:r>
+              <w:rPr>
+                <w:rFonts w:ascii="宋体" w:hAnsi="宋体" w:eastAsia="宋体"/>
+                <w:b w:val="0"/>
+                <w:sz w:val="18"/>
+              </w:rPr>
+              <w:t>BR018 / F033 / BR001-A5</w:t>
+            </w:r>
+          </w:p>
+        </w:tc>
+        <w:tc>
+          <w:tcPr>
+            <w:tcW w:type="dxa" w:w="1176"/>
+          </w:tcPr>
+          <w:p>
+            <w:pPr>
+              <w:spacing w:before="40" w:after="40" w:line="276" w:lineRule="auto"/>
+            </w:pPr>
+            <w:r/>
+            <w:r>
+              <w:rPr>
+                <w:rFonts w:ascii="宋体" w:hAnsi="宋体" w:eastAsia="宋体"/>
+                <w:b w:val="0"/>
+                <w:sz w:val="18"/>
+              </w:rPr>
+              <w:t>已确认安排被改后确认失效</w:t>
+            </w:r>
+          </w:p>
+        </w:tc>
+        <w:tc>
+          <w:tcPr>
+            <w:tcW w:type="dxa" w:w="1176"/>
+          </w:tcPr>
+          <w:p>
+            <w:pPr>
+              <w:spacing w:before="40" w:after="40" w:line="276" w:lineRule="auto"/>
+            </w:pPr>
+            <w:r/>
+            <w:r>
+              <w:rPr>
+                <w:rFonts w:ascii="宋体" w:hAnsi="宋体" w:eastAsia="宋体"/>
+                <w:b w:val="0"/>
+                <w:sz w:val="18"/>
+              </w:rPr>
+              <w:t>新增</w:t>
+            </w:r>
+          </w:p>
+        </w:tc>
+        <w:tc>
+          <w:tcPr>
+            <w:tcW w:type="dxa" w:w="1176"/>
+          </w:tcPr>
+          <w:p>
+            <w:pPr>
+              <w:spacing w:before="40" w:after="40" w:line="276" w:lineRule="auto"/>
+            </w:pPr>
+            <w:r/>
+            <w:r>
+              <w:rPr>
+                <w:rFonts w:ascii="宋体" w:hAnsi="宋体" w:eastAsia="宋体"/>
+                <w:b w:val="0"/>
+                <w:sz w:val="18"/>
+              </w:rPr>
+              <w:t>0807 未写「改安排何时取消授课确认」。现行：仅已确认安排被回头编辑并保存且内容相对快照确有变化时，确认变为未确认；未改动保存、撤回、名单退回不取消。再生效仍须齐套确认。生效后教师替换见《授课教师替换》。</w:t>
+            </w:r>
+          </w:p>
+        </w:tc>
+        <w:tc>
+          <w:tcPr>
+            <w:tcW w:type="dxa" w:w="1176"/>
+          </w:tcPr>
+          <w:p>
+            <w:pPr>
+              <w:spacing w:before="40" w:after="40" w:line="276" w:lineRule="auto"/>
+            </w:pPr>
+            <w:r/>
+            <w:r>
+              <w:rPr>
+                <w:rFonts w:ascii="宋体" w:hAnsi="宋体" w:eastAsia="宋体"/>
+                <w:b w:val="0"/>
+                <w:sz w:val="18"/>
+              </w:rPr>
+              <w:t>已明确</w:t>
+            </w:r>
+          </w:p>
+        </w:tc>
+      </w:tr>
+      <w:tr>
+        <w:tc>
+          <w:tcPr>
+            <w:tcW w:type="dxa" w:w="1176"/>
+          </w:tcPr>
+          <w:p>
+            <w:pPr>
+              <w:spacing w:before="40" w:after="40" w:line="276" w:lineRule="auto"/>
+            </w:pPr>
+            <w:r/>
+            <w:r>
+              <w:rPr>
+                <w:rFonts w:ascii="宋体" w:hAnsi="宋体" w:eastAsia="宋体"/>
+                <w:b w:val="0"/>
+                <w:sz w:val="18"/>
+              </w:rPr>
+              <w:t>11</w:t>
+            </w:r>
+          </w:p>
+        </w:tc>
+        <w:tc>
+          <w:tcPr>
+            <w:tcW w:type="dxa" w:w="1176"/>
+          </w:tcPr>
+          <w:p>
+            <w:pPr>
+              <w:spacing w:before="40" w:after="40" w:line="276" w:lineRule="auto"/>
+            </w:pPr>
+            <w:r/>
+            <w:r>
+              <w:rPr>
+                <w:rFonts w:ascii="宋体" w:hAnsi="宋体" w:eastAsia="宋体"/>
+                <w:b w:val="0"/>
+                <w:sz w:val="18"/>
+              </w:rPr>
+              <w:t>开课管理 → 专业开课 → 开课安排</w:t>
+            </w:r>
+          </w:p>
+        </w:tc>
+        <w:tc>
+          <w:tcPr>
+            <w:tcW w:type="dxa" w:w="1176"/>
+          </w:tcPr>
+          <w:p>
+            <w:pPr>
+              <w:spacing w:before="40" w:after="40" w:line="276" w:lineRule="auto"/>
+            </w:pPr>
+            <w:r/>
+            <w:r>
+              <w:rPr>
+                <w:rFonts w:ascii="宋体" w:hAnsi="宋体" w:eastAsia="宋体"/>
+                <w:b w:val="0"/>
+                <w:sz w:val="18"/>
               </w:rPr>
               <w:t>其他</w:t>
             </w:r>
@@ -1885,15 +2336,18 @@
         </w:tc>
         <w:tc>
           <w:tcPr>
-            <w:tcW w:type="dxa" w:w="1878"/>
+            <w:tcW w:type="dxa" w:w="1176"/>
           </w:tcPr>
           <w:p>
+            <w:pPr>
+              <w:spacing w:before="40" w:after="40" w:line="276" w:lineRule="auto"/>
+            </w:pPr>
             <w:r/>
             <w:r>
               <w:rPr>
                 <w:rFonts w:ascii="宋体" w:hAnsi="宋体" w:eastAsia="宋体"/>
                 <w:b w:val="0"/>
-                <w:sz w:val="21"/>
+                <w:sz w:val="18"/>
               </w:rPr>
               <w:t>—</w:t>
             </w:r>
@@ -1901,15 +2355,18 @@
         </w:tc>
         <w:tc>
           <w:tcPr>
-            <w:tcW w:type="dxa" w:w="1878"/>
+            <w:tcW w:type="dxa" w:w="1176"/>
           </w:tcPr>
           <w:p>
+            <w:pPr>
+              <w:spacing w:before="40" w:after="40" w:line="276" w:lineRule="auto"/>
+            </w:pPr>
             <w:r/>
             <w:r>
               <w:rPr>
                 <w:rFonts w:ascii="宋体" w:hAnsi="宋体" w:eastAsia="宋体"/>
                 <w:b w:val="0"/>
-                <w:sz w:val="21"/>
+                <w:sz w:val="18"/>
               </w:rPr>
               <w:t>数据权限</w:t>
             </w:r>
@@ -1917,15 +2374,18 @@
         </w:tc>
         <w:tc>
           <w:tcPr>
-            <w:tcW w:type="dxa" w:w="1878"/>
+            <w:tcW w:type="dxa" w:w="1176"/>
           </w:tcPr>
           <w:p>
+            <w:pPr>
+              <w:spacing w:before="40" w:after="40" w:line="276" w:lineRule="auto"/>
+            </w:pPr>
             <w:r/>
             <w:r>
               <w:rPr>
                 <w:rFonts w:ascii="宋体" w:hAnsi="宋体" w:eastAsia="宋体"/>
                 <w:b w:val="0"/>
-                <w:sz w:val="21"/>
+                <w:sz w:val="18"/>
               </w:rPr>
               <w:t>澄清</w:t>
             </w:r>
@@ -1933,15 +2393,18 @@
         </w:tc>
         <w:tc>
           <w:tcPr>
-            <w:tcW w:type="dxa" w:w="1878"/>
+            <w:tcW w:type="dxa" w:w="1176"/>
           </w:tcPr>
           <w:p>
+            <w:pPr>
+              <w:spacing w:before="40" w:after="40" w:line="276" w:lineRule="auto"/>
+            </w:pPr>
             <w:r/>
             <w:r>
               <w:rPr>
                 <w:rFonts w:ascii="宋体" w:hAnsi="宋体" w:eastAsia="宋体"/>
                 <w:b w:val="0"/>
-                <w:sz w:val="21"/>
+                <w:sz w:val="18"/>
               </w:rPr>
               <w:t>0807 权限口径待确认 → 现行开课模块按专业授权</w:t>
             </w:r>
@@ -1949,15 +2412,18 @@
         </w:tc>
         <w:tc>
           <w:tcPr>
-            <w:tcW w:type="dxa" w:w="1878"/>
+            <w:tcW w:type="dxa" w:w="1176"/>
           </w:tcPr>
           <w:p>
+            <w:pPr>
+              <w:spacing w:before="40" w:after="40" w:line="276" w:lineRule="auto"/>
+            </w:pPr>
             <w:r/>
             <w:r>
               <w:rPr>
                 <w:rFonts w:ascii="宋体" w:hAnsi="宋体" w:eastAsia="宋体"/>
                 <w:b w:val="0"/>
-                <w:sz w:val="21"/>
+                <w:sz w:val="18"/>
               </w:rPr>
               <w:t>已明确</w:t>
             </w:r>
@@ -1965,657 +2431,90 @@
         </w:tc>
       </w:tr>
     </w:tbl>
-    <w:p/>
     <w:p>
       <w:pPr>
-        <w:spacing w:after="160" w:before="0" w:line="360" w:lineRule="auto"/>
+        <w:spacing w:after="80"/>
+      </w:pPr>
+    </w:p>
+    <w:p>
+      <w:pPr>
+        <w:pStyle w:val="Heading2"/>
+        <w:spacing w:before="200" w:after="120"/>
       </w:pPr>
       <w:r>
         <w:rPr>
-          <w:rFonts w:ascii="Times New Roman" w:hAnsi="Times New Roman" w:eastAsia="宋体"/>
+          <w:rFonts w:ascii="黑体" w:hAnsi="黑体" w:eastAsia="黑体"/>
           <w:b/>
-          <w:sz w:val="22"/>
+          <w:color w:val="0F172A"/>
+          <w:sz w:val="28"/>
         </w:rPr>
-        <w:t>填写提示：</w:t>
+        <w:t>3 前后对照（可选）</w:t>
       </w:r>
     </w:p>
     <w:p>
       <w:pPr>
-        <w:spacing w:after="160" w:before="0" w:line="360" w:lineRule="auto"/>
+        <w:spacing w:before="40" w:after="120" w:line="300" w:lineRule="auto"/>
       </w:pPr>
       <w:r>
         <w:rPr>
-          <w:rFonts w:ascii="Times New Roman" w:hAnsi="Times New Roman" w:eastAsia="宋体"/>
+          <w:rFonts w:ascii="宋体" w:hAnsi="宋体" w:eastAsia="宋体"/>
           <w:b w:val="0"/>
-          <w:sz w:val="22"/>
+          <w:sz w:val="21"/>
         </w:rPr>
-        <w:t>· 模块：一级/二级/三级菜单路径，如「开课管理 → 专业开课 → 开课安排」。</w:t>
+        <w:t>详见上表「调整内容」；复杂字段以现行最新版 PRD 对象ID 为准。不覆盖开课0807 文件夹内文件。</w:t>
       </w:r>
     </w:p>
     <w:p>
       <w:pPr>
-        <w:spacing w:after="160" w:before="0" w:line="360" w:lineRule="auto"/>
+        <w:pStyle w:val="Heading2"/>
+        <w:spacing w:before="200" w:after="120"/>
       </w:pPr>
       <w:r>
         <w:rPr>
-          <w:rFonts w:ascii="Times New Roman" w:hAnsi="Times New Roman" w:eastAsia="宋体"/>
-          <w:b w:val="0"/>
-          <w:sz w:val="22"/>
+          <w:rFonts w:ascii="黑体" w:hAnsi="黑体" w:eastAsia="黑体"/>
+          <w:b/>
+          <w:color w:val="0F172A"/>
+          <w:sz w:val="28"/>
         </w:rPr>
-        <w:t>· 对象类型：界面 / 字段 / 功能 / 规则 / 数据流 / 其他（对应 PRD V3：P01… / FD… / F… / BR… / 第 8 章 / 文档结构等）。</w:t>
-      </w:r>
-    </w:p>
-    <w:p>
-      <w:pPr>
-        <w:spacing w:after="160" w:before="0" w:line="360" w:lineRule="auto"/>
-      </w:pPr>
-      <w:r>
-        <w:rPr>
-          <w:rFonts w:ascii="Times New Roman" w:hAnsi="Times New Roman" w:eastAsia="宋体"/>
-          <w:b w:val="0"/>
-          <w:sz w:val="22"/>
-        </w:rPr>
-        <w:t>· 对象ID：如 P01-M01、FD003、F012、BR001；未编号对象填 —。未确认且 PRD 已建 UC 时，在调整内容末尾标注 UC00x。</w:t>
-      </w:r>
-    </w:p>
-    <w:p>
-      <w:pPr>
-        <w:spacing w:after="160" w:before="0" w:line="360" w:lineRule="auto"/>
-      </w:pPr>
-      <w:r>
-        <w:rPr>
-          <w:rFonts w:ascii="Times New Roman" w:hAnsi="Times New Roman" w:eastAsia="宋体"/>
-          <w:b w:val="0"/>
-          <w:sz w:val="22"/>
-        </w:rPr>
-        <w:t>· 功能/位置：可读名（按钮、字段、列表列、筛选项、步骤、弹窗/抽屉等）。</w:t>
-      </w:r>
-    </w:p>
-    <w:p>
-      <w:pPr>
-        <w:spacing w:after="160" w:before="0" w:line="360" w:lineRule="auto"/>
-      </w:pPr>
-      <w:r>
-        <w:rPr>
-          <w:rFonts w:ascii="Times New Roman" w:hAnsi="Times New Roman" w:eastAsia="宋体"/>
-          <w:b w:val="0"/>
-          <w:sz w:val="22"/>
-        </w:rPr>
-        <w:t>· 调整内容：一句话说清「从什么变成什么」；字段状态变更须写明模式，如「Edit：可编辑 → 只读」。新增写「新增xxx」，删除写「删除xxx」。</w:t>
-      </w:r>
-    </w:p>
-    <w:p>
-      <w:pPr>
-        <w:spacing w:after="160" w:before="0" w:line="360" w:lineRule="auto"/>
-      </w:pPr>
-      <w:r>
-        <w:rPr>
-          <w:rFonts w:ascii="Times New Roman" w:hAnsi="Times New Roman" w:eastAsia="宋体"/>
-          <w:b w:val="0"/>
-          <w:sz w:val="22"/>
-        </w:rPr>
-        <w:t>· 状态：已明确 / 未确认。已明确=用户指定且已讲清；未确认=未聊过、未拍板、或由 AI 补写/可能遗漏。</w:t>
-      </w:r>
-    </w:p>
-    <w:p>
-      <w:pPr>
-        <w:pStyle w:val="Heading1"/>
-        <w:spacing w:before="280" w:after="160" w:line="360" w:lineRule="auto"/>
-      </w:pPr>
-      <w:r>
-        <w:rPr>
-          <w:rFonts w:ascii="Times New Roman" w:hAnsi="Times New Roman" w:eastAsia="黑体"/>
-          <w:b/>
-          <w:color w:val="1F2937"/>
-          <w:sz w:val="32"/>
-        </w:rPr>
-        <w:t>3 前后对照（可选，复杂变更再填）</w:t>
-      </w:r>
-    </w:p>
-    <w:p>
-      <w:pPr>
-        <w:spacing w:after="160" w:before="0" w:line="360" w:lineRule="auto"/>
-      </w:pPr>
-      <w:r>
-        <w:rPr>
-          <w:rFonts w:ascii="Times New Roman" w:hAnsi="Times New Roman" w:eastAsia="宋体"/>
-          <w:b w:val="0"/>
-          <w:sz w:val="22"/>
-        </w:rPr>
-        <w:t>总览表说不清时展开对照；简单修改可跳过。序号对应上表；须能落到对象ID。</w:t>
-      </w:r>
-    </w:p>
-    <w:p>
-      <w:pPr>
-        <w:spacing w:after="80" w:before="0" w:line="360" w:lineRule="auto"/>
-      </w:pPr>
-      <w:r>
-        <w:rPr>
-          <w:rFonts w:ascii="Times New Roman" w:hAnsi="Times New Roman" w:eastAsia="宋体"/>
-          <w:b/>
-          <w:sz w:val="20"/>
-        </w:rPr>
-        <w:t>表 3-1 前后对照</w:t>
+        <w:t>4 连带影响（可选）</w:t>
       </w:r>
     </w:p>
     <w:tbl>
       <w:tblPr>
-        <w:tblW w:type="auto" w:w="0"/>
-        <w:jc w:val="center"/>
         <w:tblLook w:firstColumn="1" w:firstRow="1" w:lastColumn="0" w:lastRow="0" w:noHBand="0" w:noVBand="1" w:val="04A0"/>
         <w:tblBorders>
-          <w:top w:val="single" w:sz="4" w:space="0" w:color="000000"/>
-          <w:left w:val="single" w:sz="4" w:space="0" w:color="000000"/>
-          <w:bottom w:val="single" w:sz="4" w:space="0" w:color="000000"/>
-          <w:right w:val="single" w:sz="4" w:space="0" w:color="000000"/>
-          <w:insideH w:val="single" w:sz="4" w:space="0" w:color="000000"/>
-          <w:insideV w:val="single" w:sz="4" w:space="0" w:color="000000"/>
+          <w:top w:val="single" w:sz="4" w:space="0" w:color="94A3B8"/>
+          <w:left w:val="single" w:sz="4" w:space="0" w:color="94A3B8"/>
+          <w:bottom w:val="single" w:sz="4" w:space="0" w:color="94A3B8"/>
+          <w:right w:val="single" w:sz="4" w:space="0" w:color="94A3B8"/>
+          <w:insideH w:val="single" w:sz="4" w:space="0" w:color="94A3B8"/>
+          <w:insideV w:val="single" w:sz="4" w:space="0" w:color="94A3B8"/>
         </w:tblBorders>
-        <w:tblLayout w:type="fixed"/>
-        <w:tblCellMar>
-          <w:top w:w="80" w:type="dxa"/>
-          <w:left w:w="100" w:type="dxa"/>
-          <w:bottom w:w="80" w:type="dxa"/>
-          <w:right w:w="100" w:type="dxa"/>
-        </w:tblCellMar>
+        <w:tblW w:w="5000" w:type="pct"/>
       </w:tblPr>
       <w:tblGrid>
-        <w:gridCol w:w="3756"/>
-        <w:gridCol w:w="3756"/>
-        <w:gridCol w:w="3756"/>
-        <w:gridCol w:w="3756"/>
+        <w:gridCol w:w="2353"/>
+        <w:gridCol w:w="2353"/>
+        <w:gridCol w:w="2353"/>
+        <w:gridCol w:w="2353"/>
       </w:tblGrid>
       <w:tr>
-        <w:trPr>
-          <w:tblHeader/>
-        </w:trPr>
         <w:tc>
           <w:tcPr>
-            <w:tcW w:type="dxa" w:w="1361"/>
-            <w:shd w:val="clear" w:color="auto" w:fill="D9E2F3"/>
+            <w:tcW w:type="dxa" w:w="2353"/>
+            <w:shd w:val="clear" w:color="auto" w:fill="E2E8F0"/>
           </w:tcPr>
           <w:p>
             <w:pPr>
-              <w:spacing w:after="40" w:before="40" w:line="360" w:lineRule="auto"/>
+              <w:spacing w:before="40" w:after="40" w:line="276" w:lineRule="auto"/>
               <w:jc w:val="center"/>
             </w:pPr>
             <w:r/>
             <w:r>
               <w:rPr>
-                <w:rFonts w:ascii="Times New Roman" w:hAnsi="Times New Roman" w:eastAsia="宋体"/>
+                <w:rFonts w:ascii="宋体" w:hAnsi="宋体" w:eastAsia="宋体"/>
                 <w:b/>
-                <w:sz w:val="16"/>
-              </w:rPr>
-              <w:t>序号（对应上表）</w:t>
-            </w:r>
-          </w:p>
-        </w:tc>
-        <w:tc>
-          <w:tcPr>
-            <w:tcW w:type="dxa" w:w="1361"/>
-            <w:shd w:val="clear" w:color="auto" w:fill="D9E2F3"/>
-          </w:tcPr>
-          <w:p>
-            <w:pPr>
-              <w:spacing w:after="40" w:before="40" w:line="360" w:lineRule="auto"/>
-              <w:jc w:val="center"/>
-            </w:pPr>
-            <w:r/>
-            <w:r>
-              <w:rPr>
-                <w:rFonts w:ascii="Times New Roman" w:hAnsi="Times New Roman" w:eastAsia="宋体"/>
-                <w:b/>
-                <w:sz w:val="16"/>
-              </w:rPr>
-              <w:t>对象ID</w:t>
-            </w:r>
-          </w:p>
-        </w:tc>
-        <w:tc>
-          <w:tcPr>
-            <w:tcW w:type="dxa" w:w="5669"/>
-            <w:shd w:val="clear" w:color="auto" w:fill="D9E2F3"/>
-          </w:tcPr>
-          <w:p>
-            <w:pPr>
-              <w:spacing w:after="40" w:before="40" w:line="360" w:lineRule="auto"/>
-              <w:jc w:val="center"/>
-            </w:pPr>
-            <w:r/>
-            <w:r>
-              <w:rPr>
-                <w:rFonts w:ascii="Times New Roman" w:hAnsi="Times New Roman" w:eastAsia="宋体"/>
-                <w:b/>
-                <w:sz w:val="16"/>
-              </w:rPr>
-              <w:t>变更前（上一有效版）</w:t>
-            </w:r>
-          </w:p>
-        </w:tc>
-        <w:tc>
-          <w:tcPr>
-            <w:tcW w:type="dxa" w:w="5669"/>
-            <w:shd w:val="clear" w:color="auto" w:fill="D9E2F3"/>
-          </w:tcPr>
-          <w:p>
-            <w:pPr>
-              <w:spacing w:after="40" w:before="40" w:line="360" w:lineRule="auto"/>
-              <w:jc w:val="center"/>
-            </w:pPr>
-            <w:r/>
-            <w:r>
-              <w:rPr>
-                <w:rFonts w:ascii="Times New Roman" w:hAnsi="Times New Roman" w:eastAsia="宋体"/>
-                <w:b/>
-                <w:sz w:val="16"/>
-              </w:rPr>
-              <w:t>变更后（本版）</w:t>
-            </w:r>
-          </w:p>
-        </w:tc>
-      </w:tr>
-      <w:tr>
-        <w:tc>
-          <w:tcPr>
-            <w:tcW w:type="dxa" w:w="1361"/>
-          </w:tcPr>
-          <w:p>
-            <w:pPr>
-              <w:spacing w:after="40" w:before="40" w:line="360" w:lineRule="auto"/>
-              <w:jc w:val="center"/>
-            </w:pPr>
-            <w:r/>
-            <w:r>
-              <w:rPr>
-                <w:rFonts w:ascii="Times New Roman" w:hAnsi="Times New Roman" w:eastAsia="宋体"/>
-                <w:b w:val="0"/>
-                <w:sz w:val="16"/>
-              </w:rPr>
-              <w:t>1</w:t>
-            </w:r>
-          </w:p>
-        </w:tc>
-        <w:tc>
-          <w:tcPr>
-            <w:tcW w:type="dxa" w:w="1361"/>
-          </w:tcPr>
-          <w:p>
-            <w:pPr>
-              <w:spacing w:after="40" w:before="40" w:line="360" w:lineRule="auto"/>
-            </w:pPr>
-            <w:r/>
-            <w:r>
-              <w:rPr>
-                <w:rFonts w:ascii="Times New Roman" w:hAnsi="Times New Roman" w:eastAsia="宋体"/>
-                <w:b w:val="0"/>
-                <w:sz w:val="16"/>
-              </w:rPr>
-              <w:t>FD012</w:t>
-            </w:r>
-          </w:p>
-        </w:tc>
-        <w:tc>
-          <w:tcPr>
-            <w:tcW w:type="dxa" w:w="5669"/>
-          </w:tcPr>
-          <w:p>
-            <w:pPr>
-              <w:spacing w:after="40" w:before="40" w:line="360" w:lineRule="auto"/>
-              <w:jc w:val="center"/>
-            </w:pPr>
-            <w:r/>
-            <w:r>
-              <w:rPr>
-                <w:rFonts w:ascii="Times New Roman" w:hAnsi="Times New Roman" w:eastAsia="宋体"/>
-                <w:b w:val="0"/>
-                <w:sz w:val="16"/>
-              </w:rPr>
-              <w:t>例：Edit 可编辑；标签「选修/必修」</w:t>
-            </w:r>
-          </w:p>
-        </w:tc>
-        <w:tc>
-          <w:tcPr>
-            <w:tcW w:type="dxa" w:w="5669"/>
-          </w:tcPr>
-          <w:p>
-            <w:pPr>
-              <w:spacing w:after="40" w:before="40" w:line="360" w:lineRule="auto"/>
-              <w:jc w:val="center"/>
-            </w:pPr>
-            <w:r/>
-            <w:r>
-              <w:rPr>
-                <w:rFonts w:ascii="Times New Roman" w:hAnsi="Times New Roman" w:eastAsia="宋体"/>
-                <w:b w:val="0"/>
-                <w:sz w:val="16"/>
-              </w:rPr>
-              <w:t>例：Edit 可编辑；标签「选课方式」</w:t>
-            </w:r>
-          </w:p>
-        </w:tc>
-      </w:tr>
-      <w:tr>
-        <w:tc>
-          <w:tcPr>
-            <w:tcW w:type="dxa" w:w="1361"/>
-          </w:tcPr>
-          <w:p>
-            <w:pPr>
-              <w:spacing w:after="40" w:before="40" w:line="360" w:lineRule="auto"/>
-              <w:jc w:val="center"/>
-            </w:pPr>
-            <w:r/>
-            <w:r>
-              <w:rPr>
-                <w:rFonts w:ascii="Times New Roman" w:hAnsi="Times New Roman" w:eastAsia="宋体"/>
-                <w:b w:val="0"/>
-                <w:sz w:val="16"/>
-              </w:rPr>
-            </w:r>
-          </w:p>
-        </w:tc>
-        <w:tc>
-          <w:tcPr>
-            <w:tcW w:type="dxa" w:w="1361"/>
-          </w:tcPr>
-          <w:p>
-            <w:pPr>
-              <w:spacing w:after="40" w:before="40" w:line="360" w:lineRule="auto"/>
-            </w:pPr>
-            <w:r/>
-            <w:r>
-              <w:rPr>
-                <w:rFonts w:ascii="Times New Roman" w:hAnsi="Times New Roman" w:eastAsia="宋体"/>
-                <w:b w:val="0"/>
-                <w:sz w:val="16"/>
-              </w:rPr>
-            </w:r>
-          </w:p>
-        </w:tc>
-        <w:tc>
-          <w:tcPr>
-            <w:tcW w:type="dxa" w:w="5669"/>
-          </w:tcPr>
-          <w:p>
-            <w:pPr>
-              <w:spacing w:after="40" w:before="40" w:line="360" w:lineRule="auto"/>
-              <w:jc w:val="center"/>
-            </w:pPr>
-            <w:r/>
-            <w:r>
-              <w:rPr>
-                <w:rFonts w:ascii="Times New Roman" w:hAnsi="Times New Roman" w:eastAsia="宋体"/>
-                <w:b w:val="0"/>
-                <w:sz w:val="16"/>
-              </w:rPr>
-            </w:r>
-          </w:p>
-        </w:tc>
-        <w:tc>
-          <w:tcPr>
-            <w:tcW w:type="dxa" w:w="5669"/>
-          </w:tcPr>
-          <w:p>
-            <w:pPr>
-              <w:spacing w:after="40" w:before="40" w:line="360" w:lineRule="auto"/>
-              <w:jc w:val="center"/>
-            </w:pPr>
-            <w:r/>
-            <w:r>
-              <w:rPr>
-                <w:rFonts w:ascii="Times New Roman" w:hAnsi="Times New Roman" w:eastAsia="宋体"/>
-                <w:b w:val="0"/>
-                <w:sz w:val="16"/>
-              </w:rPr>
-            </w:r>
-          </w:p>
-        </w:tc>
-      </w:tr>
-      <w:tr>
-        <w:tc>
-          <w:tcPr>
-            <w:tcW w:type="dxa" w:w="1361"/>
-          </w:tcPr>
-          <w:p>
-            <w:pPr>
-              <w:spacing w:after="40" w:before="40" w:line="360" w:lineRule="auto"/>
-              <w:jc w:val="center"/>
-            </w:pPr>
-            <w:r/>
-            <w:r>
-              <w:rPr>
-                <w:rFonts w:ascii="Times New Roman" w:hAnsi="Times New Roman" w:eastAsia="宋体"/>
-                <w:b w:val="0"/>
-                <w:sz w:val="16"/>
-              </w:rPr>
-            </w:r>
-          </w:p>
-        </w:tc>
-        <w:tc>
-          <w:tcPr>
-            <w:tcW w:type="dxa" w:w="1361"/>
-          </w:tcPr>
-          <w:p>
-            <w:pPr>
-              <w:spacing w:after="40" w:before="40" w:line="360" w:lineRule="auto"/>
-            </w:pPr>
-            <w:r/>
-            <w:r>
-              <w:rPr>
-                <w:rFonts w:ascii="Times New Roman" w:hAnsi="Times New Roman" w:eastAsia="宋体"/>
-                <w:b w:val="0"/>
-                <w:sz w:val="16"/>
-              </w:rPr>
-            </w:r>
-          </w:p>
-        </w:tc>
-        <w:tc>
-          <w:tcPr>
-            <w:tcW w:type="dxa" w:w="5669"/>
-          </w:tcPr>
-          <w:p>
-            <w:pPr>
-              <w:spacing w:after="40" w:before="40" w:line="360" w:lineRule="auto"/>
-              <w:jc w:val="center"/>
-            </w:pPr>
-            <w:r/>
-            <w:r>
-              <w:rPr>
-                <w:rFonts w:ascii="Times New Roman" w:hAnsi="Times New Roman" w:eastAsia="宋体"/>
-                <w:b w:val="0"/>
-                <w:sz w:val="16"/>
-              </w:rPr>
-            </w:r>
-          </w:p>
-        </w:tc>
-        <w:tc>
-          <w:tcPr>
-            <w:tcW w:type="dxa" w:w="5669"/>
-          </w:tcPr>
-          <w:p>
-            <w:pPr>
-              <w:spacing w:after="40" w:before="40" w:line="360" w:lineRule="auto"/>
-              <w:jc w:val="center"/>
-            </w:pPr>
-            <w:r/>
-            <w:r>
-              <w:rPr>
-                <w:rFonts w:ascii="Times New Roman" w:hAnsi="Times New Roman" w:eastAsia="宋体"/>
-                <w:b w:val="0"/>
-                <w:sz w:val="16"/>
-              </w:rPr>
-            </w:r>
-          </w:p>
-        </w:tc>
-      </w:tr>
-      <w:tr>
-        <w:tc>
-          <w:tcPr>
-            <w:tcW w:type="dxa" w:w="1361"/>
-          </w:tcPr>
-          <w:p>
-            <w:pPr>
-              <w:spacing w:after="40" w:before="40" w:line="360" w:lineRule="auto"/>
-              <w:jc w:val="center"/>
-            </w:pPr>
-            <w:r/>
-            <w:r>
-              <w:rPr>
-                <w:rFonts w:ascii="Times New Roman" w:hAnsi="Times New Roman" w:eastAsia="宋体"/>
-                <w:b w:val="0"/>
-                <w:sz w:val="16"/>
-              </w:rPr>
-            </w:r>
-          </w:p>
-        </w:tc>
-        <w:tc>
-          <w:tcPr>
-            <w:tcW w:type="dxa" w:w="1361"/>
-          </w:tcPr>
-          <w:p>
-            <w:pPr>
-              <w:spacing w:after="40" w:before="40" w:line="360" w:lineRule="auto"/>
-            </w:pPr>
-            <w:r/>
-            <w:r>
-              <w:rPr>
-                <w:rFonts w:ascii="Times New Roman" w:hAnsi="Times New Roman" w:eastAsia="宋体"/>
-                <w:b w:val="0"/>
-                <w:sz w:val="16"/>
-              </w:rPr>
-            </w:r>
-          </w:p>
-        </w:tc>
-        <w:tc>
-          <w:tcPr>
-            <w:tcW w:type="dxa" w:w="5669"/>
-          </w:tcPr>
-          <w:p>
-            <w:pPr>
-              <w:spacing w:after="40" w:before="40" w:line="360" w:lineRule="auto"/>
-              <w:jc w:val="center"/>
-            </w:pPr>
-            <w:r/>
-            <w:r>
-              <w:rPr>
-                <w:rFonts w:ascii="Times New Roman" w:hAnsi="Times New Roman" w:eastAsia="宋体"/>
-                <w:b w:val="0"/>
-                <w:sz w:val="16"/>
-              </w:rPr>
-            </w:r>
-          </w:p>
-        </w:tc>
-        <w:tc>
-          <w:tcPr>
-            <w:tcW w:type="dxa" w:w="5669"/>
-          </w:tcPr>
-          <w:p>
-            <w:pPr>
-              <w:spacing w:after="40" w:before="40" w:line="360" w:lineRule="auto"/>
-              <w:jc w:val="center"/>
-            </w:pPr>
-            <w:r/>
-            <w:r>
-              <w:rPr>
-                <w:rFonts w:ascii="Times New Roman" w:hAnsi="Times New Roman" w:eastAsia="宋体"/>
-                <w:b w:val="0"/>
-                <w:sz w:val="16"/>
-              </w:rPr>
-            </w:r>
-          </w:p>
-        </w:tc>
-      </w:tr>
-    </w:tbl>
-    <w:p/>
-    <w:p>
-      <w:pPr>
-        <w:pStyle w:val="Heading1"/>
-        <w:spacing w:before="280" w:after="160" w:line="360" w:lineRule="auto"/>
-      </w:pPr>
-      <w:r>
-        <w:rPr>
-          <w:rFonts w:ascii="Times New Roman" w:hAnsi="Times New Roman" w:eastAsia="黑体"/>
-          <w:b/>
-          <w:color w:val="1F2937"/>
-          <w:sz w:val="32"/>
-        </w:rPr>
-        <w:t>4 连带影响（可选）</w:t>
-      </w:r>
-    </w:p>
-    <w:p>
-      <w:pPr>
-        <w:spacing w:after="160" w:before="0" w:line="360" w:lineRule="auto"/>
-      </w:pPr>
-      <w:r>
-        <w:rPr>
-          <w:rFonts w:ascii="Times New Roman" w:hAnsi="Times New Roman" w:eastAsia="宋体"/>
-          <w:b w:val="0"/>
-          <w:sz w:val="22"/>
-        </w:rPr>
-        <w:t>仅当本次调整会影响其他模块、原型或测试时填写。「影响到哪里」鼓励写下游菜单路径或界面 ID（对齐 PRD V3 第 8 章下游影响）。</w:t>
-      </w:r>
-    </w:p>
-    <w:p>
-      <w:pPr>
-        <w:spacing w:after="80" w:before="0" w:line="360" w:lineRule="auto"/>
-      </w:pPr>
-      <w:r>
-        <w:rPr>
-          <w:rFonts w:ascii="Times New Roman" w:hAnsi="Times New Roman" w:eastAsia="宋体"/>
-          <w:b/>
-          <w:sz w:val="20"/>
-        </w:rPr>
-        <w:t>表 4-1 连带影响</w:t>
-      </w:r>
-    </w:p>
-    <w:tbl>
-      <w:tblPr>
-        <w:tblW w:type="auto" w:w="0"/>
-        <w:jc w:val="center"/>
-        <w:tblLook w:firstColumn="1" w:firstRow="1" w:lastColumn="0" w:lastRow="0" w:noHBand="0" w:noVBand="1" w:val="04A0"/>
-        <w:tblBorders>
-          <w:top w:val="single" w:sz="4" w:space="0" w:color="000000"/>
-          <w:left w:val="single" w:sz="4" w:space="0" w:color="000000"/>
-          <w:bottom w:val="single" w:sz="4" w:space="0" w:color="000000"/>
-          <w:right w:val="single" w:sz="4" w:space="0" w:color="000000"/>
-          <w:insideH w:val="single" w:sz="4" w:space="0" w:color="000000"/>
-          <w:insideV w:val="single" w:sz="4" w:space="0" w:color="000000"/>
-        </w:tblBorders>
-        <w:tblLayout w:type="fixed"/>
-        <w:tblCellMar>
-          <w:top w:w="80" w:type="dxa"/>
-          <w:left w:w="100" w:type="dxa"/>
-          <w:bottom w:w="80" w:type="dxa"/>
-          <w:right w:w="100" w:type="dxa"/>
-        </w:tblCellMar>
-      </w:tblPr>
-      <w:tblGrid>
-        <w:gridCol w:w="3756"/>
-        <w:gridCol w:w="3756"/>
-        <w:gridCol w:w="3756"/>
-        <w:gridCol w:w="3756"/>
-      </w:tblGrid>
-      <w:tr>
-        <w:trPr>
-          <w:tblHeader/>
-        </w:trPr>
-        <w:tc>
-          <w:tcPr>
-            <w:tcW w:type="dxa" w:w="794"/>
-            <w:shd w:val="clear" w:color="auto" w:fill="D9E2F3"/>
-          </w:tcPr>
-          <w:p>
-            <w:pPr>
-              <w:spacing w:after="40" w:before="40" w:line="360" w:lineRule="auto"/>
-              <w:jc w:val="center"/>
-            </w:pPr>
-            <w:r/>
-            <w:r>
-              <w:rPr>
-                <w:rFonts w:ascii="Times New Roman" w:hAnsi="Times New Roman" w:eastAsia="宋体"/>
-                <w:b/>
-                <w:sz w:val="16"/>
+                <w:sz w:val="18"/>
               </w:rPr>
               <w:t>序号</w:t>
             </w:r>
@@ -2623,20 +2522,20 @@
         </w:tc>
         <w:tc>
           <w:tcPr>
-            <w:tcW w:type="dxa" w:w="3402"/>
-            <w:shd w:val="clear" w:color="auto" w:fill="D9E2F3"/>
+            <w:tcW w:type="dxa" w:w="2353"/>
+            <w:shd w:val="clear" w:color="auto" w:fill="E2E8F0"/>
           </w:tcPr>
           <w:p>
             <w:pPr>
-              <w:spacing w:after="40" w:before="40" w:line="360" w:lineRule="auto"/>
+              <w:spacing w:before="40" w:after="40" w:line="276" w:lineRule="auto"/>
               <w:jc w:val="center"/>
             </w:pPr>
             <w:r/>
             <w:r>
               <w:rPr>
-                <w:rFonts w:ascii="Times New Roman" w:hAnsi="Times New Roman" w:eastAsia="宋体"/>
+                <w:rFonts w:ascii="宋体" w:hAnsi="宋体" w:eastAsia="宋体"/>
                 <w:b/>
-                <w:sz w:val="16"/>
+                <w:sz w:val="18"/>
               </w:rPr>
               <w:t>影响到哪里</w:t>
             </w:r>
@@ -2644,20 +2543,20 @@
         </w:tc>
         <w:tc>
           <w:tcPr>
-            <w:tcW w:type="dxa" w:w="7143"/>
-            <w:shd w:val="clear" w:color="auto" w:fill="D9E2F3"/>
+            <w:tcW w:type="dxa" w:w="2353"/>
+            <w:shd w:val="clear" w:color="auto" w:fill="E2E8F0"/>
           </w:tcPr>
           <w:p>
             <w:pPr>
-              <w:spacing w:after="40" w:before="40" w:line="360" w:lineRule="auto"/>
+              <w:spacing w:before="40" w:after="40" w:line="276" w:lineRule="auto"/>
               <w:jc w:val="center"/>
             </w:pPr>
             <w:r/>
             <w:r>
               <w:rPr>
-                <w:rFonts w:ascii="Times New Roman" w:hAnsi="Times New Roman" w:eastAsia="宋体"/>
+                <w:rFonts w:ascii="宋体" w:hAnsi="宋体" w:eastAsia="宋体"/>
                 <w:b/>
-                <w:sz w:val="16"/>
+                <w:sz w:val="18"/>
               </w:rPr>
               <w:t>影响说明</w:t>
             </w:r>
@@ -2665,20 +2564,20 @@
         </w:tc>
         <w:tc>
           <w:tcPr>
-            <w:tcW w:type="dxa" w:w="2948"/>
-            <w:shd w:val="clear" w:color="auto" w:fill="D9E2F3"/>
+            <w:tcW w:type="dxa" w:w="2353"/>
+            <w:shd w:val="clear" w:color="auto" w:fill="E2E8F0"/>
           </w:tcPr>
           <w:p>
             <w:pPr>
-              <w:spacing w:after="40" w:before="40" w:line="360" w:lineRule="auto"/>
+              <w:spacing w:before="40" w:after="40" w:line="276" w:lineRule="auto"/>
               <w:jc w:val="center"/>
             </w:pPr>
             <w:r/>
             <w:r>
               <w:rPr>
-                <w:rFonts w:ascii="Times New Roman" w:hAnsi="Times New Roman" w:eastAsia="宋体"/>
+                <w:rFonts w:ascii="宋体" w:hAnsi="宋体" w:eastAsia="宋体"/>
                 <w:b/>
-                <w:sz w:val="16"/>
+                <w:sz w:val="18"/>
               </w:rPr>
               <w:t>需同步</w:t>
             </w:r>
@@ -2688,19 +2587,18 @@
       <w:tr>
         <w:tc>
           <w:tcPr>
-            <w:tcW w:type="dxa" w:w="794"/>
+            <w:tcW w:type="dxa" w:w="2353"/>
           </w:tcPr>
           <w:p>
             <w:pPr>
-              <w:spacing w:after="40" w:before="40" w:line="360" w:lineRule="auto"/>
-              <w:jc w:val="center"/>
+              <w:spacing w:before="40" w:after="40" w:line="276" w:lineRule="auto"/>
             </w:pPr>
             <w:r/>
             <w:r>
               <w:rPr>
-                <w:rFonts w:ascii="Times New Roman" w:hAnsi="Times New Roman" w:eastAsia="宋体"/>
+                <w:rFonts w:ascii="宋体" w:hAnsi="宋体" w:eastAsia="宋体"/>
                 <w:b w:val="0"/>
-                <w:sz w:val="16"/>
+                <w:sz w:val="18"/>
               </w:rPr>
               <w:t>1</w:t>
             </w:r>
@@ -2708,60 +2606,58 @@
         </w:tc>
         <w:tc>
           <w:tcPr>
-            <w:tcW w:type="dxa" w:w="3402"/>
+            <w:tcW w:type="dxa" w:w="2353"/>
           </w:tcPr>
           <w:p>
             <w:pPr>
-              <w:spacing w:after="40" w:before="40" w:line="360" w:lineRule="auto"/>
+              <w:spacing w:before="40" w:after="40" w:line="276" w:lineRule="auto"/>
             </w:pPr>
             <w:r/>
             <w:r>
               <w:rPr>
-                <w:rFonts w:ascii="Times New Roman" w:hAnsi="Times New Roman" w:eastAsia="宋体"/>
+                <w:rFonts w:ascii="宋体" w:hAnsi="宋体" w:eastAsia="宋体"/>
                 <w:b w:val="0"/>
-                <w:sz w:val="16"/>
+                <w:sz w:val="18"/>
               </w:rPr>
-              <w:t>例：课程班 / P01</w:t>
+              <w:t>开课0807 历史稿</w:t>
             </w:r>
           </w:p>
         </w:tc>
         <w:tc>
           <w:tcPr>
-            <w:tcW w:type="dxa" w:w="7143"/>
+            <w:tcW w:type="dxa" w:w="2353"/>
           </w:tcPr>
           <w:p>
             <w:pPr>
-              <w:spacing w:after="40" w:before="40" w:line="360" w:lineRule="auto"/>
-              <w:jc w:val="center"/>
+              <w:spacing w:before="40" w:after="40" w:line="276" w:lineRule="auto"/>
             </w:pPr>
             <w:r/>
             <w:r>
               <w:rPr>
-                <w:rFonts w:ascii="Times New Roman" w:hAnsi="Times New Roman" w:eastAsia="宋体"/>
+                <w:rFonts w:ascii="宋体" w:hAnsi="宋体" w:eastAsia="宋体"/>
                 <w:b w:val="0"/>
-                <w:sz w:val="16"/>
+                <w:sz w:val="18"/>
               </w:rPr>
-              <w:t>例：停课入口迁至课程班</w:t>
+              <w:t>仅作对比基线，不覆盖开课0807 文件夹</w:t>
             </w:r>
           </w:p>
         </w:tc>
         <w:tc>
           <w:tcPr>
-            <w:tcW w:type="dxa" w:w="2948"/>
+            <w:tcW w:type="dxa" w:w="2353"/>
           </w:tcPr>
           <w:p>
             <w:pPr>
-              <w:spacing w:after="40" w:before="40" w:line="360" w:lineRule="auto"/>
-              <w:jc w:val="center"/>
+              <w:spacing w:before="40" w:after="40" w:line="276" w:lineRule="auto"/>
             </w:pPr>
             <w:r/>
             <w:r>
               <w:rPr>
-                <w:rFonts w:ascii="Times New Roman" w:hAnsi="Times New Roman" w:eastAsia="宋体"/>
+                <w:rFonts w:ascii="宋体" w:hAnsi="宋体" w:eastAsia="宋体"/>
                 <w:b w:val="0"/>
-                <w:sz w:val="16"/>
+                <w:sz w:val="18"/>
               </w:rPr>
-              <w:t>□ 原型　□ 开发　□ 测试</w:t>
+              <w:t>—</w:t>
             </w:r>
           </w:p>
         </w:tc>
@@ -2769,350 +2665,111 @@
       <w:tr>
         <w:tc>
           <w:tcPr>
-            <w:tcW w:type="dxa" w:w="794"/>
+            <w:tcW w:type="dxa" w:w="2353"/>
           </w:tcPr>
           <w:p>
             <w:pPr>
-              <w:spacing w:after="40" w:before="40" w:line="360" w:lineRule="auto"/>
-              <w:jc w:val="center"/>
+              <w:spacing w:before="40" w:after="40" w:line="276" w:lineRule="auto"/>
             </w:pPr>
             <w:r/>
             <w:r>
               <w:rPr>
-                <w:rFonts w:ascii="Times New Roman" w:hAnsi="Times New Roman" w:eastAsia="宋体"/>
+                <w:rFonts w:ascii="宋体" w:hAnsi="宋体" w:eastAsia="宋体"/>
                 <w:b w:val="0"/>
-                <w:sz w:val="16"/>
+                <w:sz w:val="18"/>
               </w:rPr>
+              <w:t>2</w:t>
             </w:r>
           </w:p>
         </w:tc>
         <w:tc>
           <w:tcPr>
-            <w:tcW w:type="dxa" w:w="3402"/>
+            <w:tcW w:type="dxa" w:w="2353"/>
           </w:tcPr>
           <w:p>
             <w:pPr>
-              <w:spacing w:after="40" w:before="40" w:line="360" w:lineRule="auto"/>
+              <w:spacing w:before="40" w:after="40" w:line="276" w:lineRule="auto"/>
             </w:pPr>
             <w:r/>
             <w:r>
               <w:rPr>
-                <w:rFonts w:ascii="Times New Roman" w:hAnsi="Times New Roman" w:eastAsia="宋体"/>
+                <w:rFonts w:ascii="宋体" w:hAnsi="宋体" w:eastAsia="宋体"/>
                 <w:b w:val="0"/>
-                <w:sz w:val="16"/>
+                <w:sz w:val="18"/>
               </w:rPr>
+              <w:t>原型 / 开发 / 测试</w:t>
             </w:r>
           </w:p>
         </w:tc>
         <w:tc>
           <w:tcPr>
-            <w:tcW w:type="dxa" w:w="7143"/>
+            <w:tcW w:type="dxa" w:w="2353"/>
           </w:tcPr>
           <w:p>
             <w:pPr>
-              <w:spacing w:after="40" w:before="40" w:line="360" w:lineRule="auto"/>
-              <w:jc w:val="center"/>
+              <w:spacing w:before="40" w:after="40" w:line="276" w:lineRule="auto"/>
             </w:pPr>
             <w:r/>
             <w:r>
               <w:rPr>
-                <w:rFonts w:ascii="Times New Roman" w:hAnsi="Times New Roman" w:eastAsia="宋体"/>
+                <w:rFonts w:ascii="宋体" w:hAnsi="宋体" w:eastAsia="宋体"/>
                 <w:b w:val="0"/>
-                <w:sz w:val="16"/>
+                <w:sz w:val="18"/>
               </w:rPr>
+              <w:t xml:space="preserve">以现行最新版 </w:t>
+            </w:r>
+            <w:r>
+              <w:rPr>
+                <w:rFonts w:ascii="Consolas" w:hAnsi="Consolas" w:eastAsia="Consolas"/>
+                <w:b w:val="0"/>
+                <w:sz w:val="17"/>
+              </w:rPr>
+              <w:t>开课安排20260909V2.docx</w:t>
+            </w:r>
+            <w:r>
+              <w:rPr>
+                <w:rFonts w:ascii="宋体" w:hAnsi="宋体" w:eastAsia="宋体"/>
+                <w:b w:val="0"/>
+                <w:sz w:val="18"/>
+              </w:rPr>
+              <w:t xml:space="preserve"> 为准</w:t>
             </w:r>
           </w:p>
         </w:tc>
         <w:tc>
           <w:tcPr>
-            <w:tcW w:type="dxa" w:w="2948"/>
+            <w:tcW w:type="dxa" w:w="2353"/>
           </w:tcPr>
           <w:p>
             <w:pPr>
-              <w:spacing w:after="40" w:before="40" w:line="360" w:lineRule="auto"/>
-              <w:jc w:val="center"/>
+              <w:spacing w:before="40" w:after="40" w:line="276" w:lineRule="auto"/>
             </w:pPr>
             <w:r/>
             <w:r>
               <w:rPr>
-                <w:rFonts w:ascii="Times New Roman" w:hAnsi="Times New Roman" w:eastAsia="宋体"/>
+                <w:rFonts w:ascii="宋体" w:hAnsi="宋体" w:eastAsia="宋体"/>
                 <w:b w:val="0"/>
-                <w:sz w:val="16"/>
+                <w:sz w:val="18"/>
               </w:rPr>
-              <w:t>□ 原型　□ 开发　□ 测试</w:t>
-            </w:r>
-          </w:p>
-        </w:tc>
-      </w:tr>
-      <w:tr>
-        <w:tc>
-          <w:tcPr>
-            <w:tcW w:type="dxa" w:w="794"/>
-          </w:tcPr>
-          <w:p>
-            <w:pPr>
-              <w:spacing w:after="40" w:before="40" w:line="360" w:lineRule="auto"/>
-              <w:jc w:val="center"/>
-            </w:pPr>
-            <w:r/>
-            <w:r>
-              <w:rPr>
-                <w:rFonts w:ascii="Times New Roman" w:hAnsi="Times New Roman" w:eastAsia="宋体"/>
-                <w:b w:val="0"/>
-                <w:sz w:val="16"/>
-              </w:rPr>
-            </w:r>
-          </w:p>
-        </w:tc>
-        <w:tc>
-          <w:tcPr>
-            <w:tcW w:type="dxa" w:w="3402"/>
-          </w:tcPr>
-          <w:p>
-            <w:pPr>
-              <w:spacing w:after="40" w:before="40" w:line="360" w:lineRule="auto"/>
-            </w:pPr>
-            <w:r/>
-            <w:r>
-              <w:rPr>
-                <w:rFonts w:ascii="Times New Roman" w:hAnsi="Times New Roman" w:eastAsia="宋体"/>
-                <w:b w:val="0"/>
-                <w:sz w:val="16"/>
-              </w:rPr>
-            </w:r>
-          </w:p>
-        </w:tc>
-        <w:tc>
-          <w:tcPr>
-            <w:tcW w:type="dxa" w:w="7143"/>
-          </w:tcPr>
-          <w:p>
-            <w:pPr>
-              <w:spacing w:after="40" w:before="40" w:line="360" w:lineRule="auto"/>
-              <w:jc w:val="center"/>
-            </w:pPr>
-            <w:r/>
-            <w:r>
-              <w:rPr>
-                <w:rFonts w:ascii="Times New Roman" w:hAnsi="Times New Roman" w:eastAsia="宋体"/>
-                <w:b w:val="0"/>
-                <w:sz w:val="16"/>
-              </w:rPr>
-            </w:r>
-          </w:p>
-        </w:tc>
-        <w:tc>
-          <w:tcPr>
-            <w:tcW w:type="dxa" w:w="2948"/>
-          </w:tcPr>
-          <w:p>
-            <w:pPr>
-              <w:spacing w:after="40" w:before="40" w:line="360" w:lineRule="auto"/>
-              <w:jc w:val="center"/>
-            </w:pPr>
-            <w:r/>
-            <w:r>
-              <w:rPr>
-                <w:rFonts w:ascii="Times New Roman" w:hAnsi="Times New Roman" w:eastAsia="宋体"/>
-                <w:b w:val="0"/>
-                <w:sz w:val="16"/>
-              </w:rPr>
-              <w:t>□ 原型　□ 开发　□ 测试</w:t>
+              <w:t>☑原型 ☑开发 ☑测试</w:t>
             </w:r>
           </w:p>
         </w:tc>
       </w:tr>
     </w:tbl>
-    <w:p/>
     <w:p>
       <w:pPr>
-        <w:pStyle w:val="Heading1"/>
-        <w:spacing w:before="280" w:after="160" w:line="360" w:lineRule="auto"/>
+        <w:spacing w:after="80"/>
       </w:pPr>
-      <w:r>
-        <w:rPr>
-          <w:rFonts w:ascii="Times New Roman" w:hAnsi="Times New Roman" w:eastAsia="黑体"/>
-          <w:b/>
-          <w:color w:val="1F2937"/>
-          <w:sz w:val="32"/>
-        </w:rPr>
-        <w:t>5 过渡策略（模板说明，成文时可删）</w:t>
-      </w:r>
-    </w:p>
-    <w:p>
-      <w:pPr>
-        <w:spacing w:after="160" w:before="0" w:line="360" w:lineRule="auto"/>
-      </w:pPr>
-      <w:r>
-        <w:rPr>
-          <w:rFonts w:ascii="Times New Roman" w:hAnsi="Times New Roman" w:eastAsia="宋体"/>
-          <w:b w:val="0"/>
-          <w:sz w:val="22"/>
-        </w:rPr>
-        <w:t>· 不删除、不覆盖「需求调整变更说明模板（简版）20260821V2」。</w:t>
-      </w:r>
-    </w:p>
-    <w:p>
-      <w:pPr>
-        <w:spacing w:after="160" w:before="0" w:line="360" w:lineRule="auto"/>
-      </w:pPr>
-      <w:r>
-        <w:rPr>
-          <w:rFonts w:ascii="Times New Roman" w:hAnsi="Times New Roman" w:eastAsia="宋体"/>
-          <w:b w:val="0"/>
-          <w:sz w:val="22"/>
-        </w:rPr>
-        <w:t>· 历史已产出的 V2 结构变更说明不必批量回改。</w:t>
-      </w:r>
-    </w:p>
-    <w:p>
-      <w:pPr>
-        <w:spacing w:after="160" w:before="0" w:line="360" w:lineRule="auto"/>
-      </w:pPr>
-      <w:r>
-        <w:rPr>
-          <w:rFonts w:ascii="Times New Roman" w:hAnsi="Times New Roman" w:eastAsia="宋体"/>
-          <w:b w:val="0"/>
-          <w:sz w:val="22"/>
-        </w:rPr>
-        <w:t>· 正文仍按旧 PRD V2 结构升版时，变更说明可继续用 V2。</w:t>
-      </w:r>
-    </w:p>
-    <w:p>
-      <w:pPr>
-        <w:spacing w:after="160" w:before="0" w:line="360" w:lineRule="auto"/>
-      </w:pPr>
-      <w:r>
-        <w:rPr>
-          <w:rFonts w:ascii="Times New Roman" w:hAnsi="Times New Roman" w:eastAsia="宋体"/>
-          <w:b w:val="0"/>
-          <w:sz w:val="22"/>
-        </w:rPr>
-        <w:t>· 自首份按《厦大马来分校本科教务系统PRD模板_V3》写正文的升版起，强制使用本 V3 变更说明。</w:t>
-      </w:r>
     </w:p>
     <w:sectPr>
-      <w:headerReference w:type="default" r:id="rId9"/>
-      <w:footerReference w:type="default" r:id="rId10"/>
-      <w:pgSz w:w="16838" w:h="11906" w:orient="landscape"/>
-      <w:pgMar w:top="1134" w:right="907" w:bottom="1020" w:left="907" w:header="454" w:footer="340" w:gutter="0"/>
+      <w:pgSz w:w="11906" w:h="16838"/>
+      <w:pgMar w:top="1134" w:right="1247" w:bottom="1134" w:left="1247" w:header="720" w:footer="720" w:gutter="0"/>
       <w:cols w:space="720"/>
       <w:docGrid w:linePitch="360"/>
     </w:sectPr>
   </w:body>
 </w:document>
-</file>
-
-<file path=word/footer1.xml><?xml version="1.0" encoding="utf-8"?>
-<w:ftr xmlns:m="http://schemas.openxmlformats.org/officeDocument/2006/math" xmlns:mc="http://schemas.openxmlformats.org/markup-compatibility/2006" xmlns:mo="http://schemas.microsoft.com/office/mac/office/2008/main" xmlns:mv="urn:schemas-microsoft-com:mac:vml" xmlns:o="urn:schemas-microsoft-com:office:office" xmlns:r="http://schemas.openxmlformats.org/officeDocument/2006/relationships" xmlns:v="urn:schemas-microsoft-com:vml" xmlns:w10="urn:schemas-microsoft-com:office:word" xmlns:w14="http://schemas.microsoft.com/office/word/2010/wordml" xmlns:w="http://schemas.openxmlformats.org/wordprocessingml/2006/main" xmlns:wne="http://schemas.microsoft.com/office/word/2006/wordml" xmlns:wp14="http://schemas.microsoft.com/office/word/2010/wordprocessingDrawing" xmlns:wp="http://schemas.openxmlformats.org/drawingml/2006/wordprocessingDrawing" xmlns:wpc="http://schemas.microsoft.com/office/word/2010/wordprocessingCanvas" xmlns:wpg="http://schemas.microsoft.com/office/word/2010/wordprocessingGroup" xmlns:wpi="http://schemas.microsoft.com/office/word/2010/wordprocessingInk" xmlns:wps="http://schemas.microsoft.com/office/word/2010/wordprocessingShape" mc:Ignorable="w14 wp14">
-  <w:p>
-    <w:pPr>
-      <w:pStyle w:val="Footer"/>
-      <w:jc w:val="center"/>
-    </w:pPr>
-    <w:r>
-      <w:rPr>
-        <w:rFonts w:ascii="Times New Roman" w:hAnsi="Times New Roman" w:eastAsia="宋体"/>
-        <w:b w:val="0"/>
-        <w:color w:val="808080"/>
-        <w:sz w:val="18"/>
-      </w:rPr>
-      <w:t xml:space="preserve">第 </w:t>
-    </w:r>
-    <w:r>
-      <w:rPr>
-        <w:rFonts w:ascii="Times New Roman" w:hAnsi="Times New Roman" w:eastAsia="宋体"/>
-        <w:b w:val="0"/>
-        <w:color w:val="808080"/>
-        <w:sz w:val="18"/>
-      </w:rPr>
-      <w:fldChar w:fldCharType="begin"/>
-    </w:r>
-    <w:r>
-      <w:rPr>
-        <w:rFonts w:ascii="Times New Roman" w:hAnsi="Times New Roman" w:eastAsia="宋体"/>
-        <w:b w:val="0"/>
-        <w:color w:val="808080"/>
-        <w:sz w:val="18"/>
-      </w:rPr>
-      <w:instrText xml:space="preserve"> PAGE </w:instrText>
-    </w:r>
-    <w:r>
-      <w:rPr>
-        <w:rFonts w:ascii="Times New Roman" w:hAnsi="Times New Roman" w:eastAsia="宋体"/>
-        <w:b w:val="0"/>
-        <w:color w:val="808080"/>
-        <w:sz w:val="18"/>
-      </w:rPr>
-      <w:fldChar w:fldCharType="end"/>
-    </w:r>
-    <w:r>
-      <w:rPr>
-        <w:rFonts w:ascii="Times New Roman" w:hAnsi="Times New Roman" w:eastAsia="宋体"/>
-        <w:b w:val="0"/>
-        <w:color w:val="808080"/>
-        <w:sz w:val="18"/>
-      </w:rPr>
-      <w:t xml:space="preserve"> 页 / 共 </w:t>
-    </w:r>
-    <w:r>
-      <w:rPr>
-        <w:rFonts w:ascii="Times New Roman" w:hAnsi="Times New Roman" w:eastAsia="宋体"/>
-        <w:b w:val="0"/>
-        <w:color w:val="808080"/>
-        <w:sz w:val="18"/>
-      </w:rPr>
-      <w:fldChar w:fldCharType="begin"/>
-    </w:r>
-    <w:r>
-      <w:rPr>
-        <w:rFonts w:ascii="Times New Roman" w:hAnsi="Times New Roman" w:eastAsia="宋体"/>
-        <w:b w:val="0"/>
-        <w:color w:val="808080"/>
-        <w:sz w:val="18"/>
-      </w:rPr>
-      <w:instrText xml:space="preserve"> NUMPAGES </w:instrText>
-    </w:r>
-    <w:r>
-      <w:rPr>
-        <w:rFonts w:ascii="Times New Roman" w:hAnsi="Times New Roman" w:eastAsia="宋体"/>
-        <w:b w:val="0"/>
-        <w:color w:val="808080"/>
-        <w:sz w:val="18"/>
-      </w:rPr>
-      <w:fldChar w:fldCharType="end"/>
-    </w:r>
-    <w:r>
-      <w:rPr>
-        <w:rFonts w:ascii="Times New Roman" w:hAnsi="Times New Roman" w:eastAsia="宋体"/>
-        <w:b w:val="0"/>
-        <w:color w:val="808080"/>
-        <w:sz w:val="18"/>
-      </w:rPr>
-      <w:t xml:space="preserve"> 页</w:t>
-    </w:r>
-  </w:p>
-</w:ftr>
-</file>
-
-<file path=word/header1.xml><?xml version="1.0" encoding="utf-8"?>
-<w:hdr xmlns:m="http://schemas.openxmlformats.org/officeDocument/2006/math" xmlns:mc="http://schemas.openxmlformats.org/markup-compatibility/2006" xmlns:mo="http://schemas.microsoft.com/office/mac/office/2008/main" xmlns:mv="urn:schemas-microsoft-com:mac:vml" xmlns:o="urn:schemas-microsoft-com:office:office" xmlns:r="http://schemas.openxmlformats.org/officeDocument/2006/relationships" xmlns:v="urn:schemas-microsoft-com:vml" xmlns:w10="urn:schemas-microsoft-com:office:word" xmlns:w14="http://schemas.microsoft.com/office/word/2010/wordml" xmlns:w="http://schemas.openxmlformats.org/wordprocessingml/2006/main" xmlns:wne="http://schemas.microsoft.com/office/word/2006/wordml" xmlns:wp14="http://schemas.microsoft.com/office/word/2010/wordprocessingDrawing" xmlns:wp="http://schemas.openxmlformats.org/drawingml/2006/wordprocessingDrawing" xmlns:wpc="http://schemas.microsoft.com/office/word/2010/wordprocessingCanvas" xmlns:wpg="http://schemas.microsoft.com/office/word/2010/wordprocessingGroup" xmlns:wpi="http://schemas.microsoft.com/office/word/2010/wordprocessingInk" xmlns:wps="http://schemas.microsoft.com/office/word/2010/wordprocessingShape" mc:Ignorable="w14 wp14">
-  <w:p>
-    <w:pPr>
-      <w:pStyle w:val="Header"/>
-      <w:jc w:val="right"/>
-    </w:pPr>
-    <w:r>
-      <w:rPr>
-        <w:rFonts w:ascii="Times New Roman" w:hAnsi="Times New Roman" w:eastAsia="宋体"/>
-        <w:b w:val="0"/>
-        <w:color w:val="808080"/>
-        <w:sz w:val="18"/>
-      </w:rPr>
-      <w:t>厦大马来分校本科教务系统——需求调整变更说明（简版）· V3</w:t>
-    </w:r>
-  </w:p>
-</w:hdr>
 </file>
 
 <file path=word/numbering.xml><?xml version="1.0" encoding="utf-8"?>
@@ -3478,6 +3135,10 @@
     <w:name w:val="Normal"/>
     <w:qFormat/>
     <w:rsid w:val="00FC693F"/>
+    <w:rPr>
+      <w:rFonts w:ascii="宋体" w:hAnsi="宋体" w:eastAsia="宋体"/>
+      <w:sz w:val="21"/>
+    </w:rPr>
   </w:style>
   <w:style w:type="paragraph" w:styleId="Header">
     <w:name w:val="header"/>
